--- a/docs/chapter02.docx
+++ b/docs/chapter02.docx
@@ -393,7 +393,16 @@
         <w:t xml:space="preserve">[10]</w:t>
       </w:r>
       <w:r>
-        <w:t xml:space="preserve">。然而，遗传算法在辖区划分问题中的应用也面临编码设计困难、约束处理复杂等挑战。</w:t>
+        <w:t xml:space="preserve">。然而，遗传算法在辖区划分问题中的应用也面临编码设计困难、约束处理复杂等挑战。李怡萱（2023）针对农产品直播电商产地仓选址问题，提出了融合K-means聚类与遗传算法的两阶段求解方法：第一阶段利用K-means聚类对需求点进行空间分组，生成候选设施位置；第二阶段以遗传算法对选址方案进行全局优化，最小化总物流成本</w:t>
+      </w:r>
+      <w:r>
+        <w:rPr>
+          <w:vertAlign w:val="superscript"/>
+        </w:rPr>
+        <w:t xml:space="preserve">[13]</w:t>
+      </w:r>
+      <w:r>
+        <w:t xml:space="preserve">。该研究验证了”聚类生成初始解—元启发式迭代优化”这一两阶段范式的有效性，其方法论框架与本研究的”四层地理聚类+模拟退火”设计具有结构上的一致性，区别在于本研究以模拟退火替代遗传算法，以更好地适应辖区划分中邻域微调（Move/Swap）的操作特征。</w:t>
       </w:r>
     </w:p>
     <w:p>
@@ -428,6 +437,33 @@
         <w:pStyle w:val="BodyText"/>
       </w:pPr>
       <w:r>
+        <w:rPr>
+          <w:bCs/>
+          <w:b/>
+        </w:rPr>
+        <w:t xml:space="preserve">混合元启发式算法。</w:t>
+      </w:r>
+      <w:r>
+        <w:t xml:space="preserve"> </w:t>
+      </w:r>
+      <w:r>
+        <w:t xml:space="preserve">近年来，将多种元启发式算法进行混合以兼取各自优势的研究趋势日益明显。马傲冬等（2026）针对工业硅生产中的两阶段计划与调度集成优化问题，提出了基于启发式规则的遗传-模拟退火混合算法（HRGSA）</w:t>
+      </w:r>
+      <w:r>
+        <w:rPr>
+          <w:vertAlign w:val="superscript"/>
+        </w:rPr>
+        <w:t xml:space="preserve">[16]</w:t>
+      </w:r>
+      <w:r>
+        <w:t xml:space="preserve">。该算法的设计思路是：在计划阶段采用基于0-1编码的遗传算法从订单池中选择待加工订单子集，在调度阶段采用基于置换编码的模拟退火算法确定订单在各机组上的加工顺序，两阶段通过交互搜索机制实现协同优化。实验结果表明，HRGSA在40个测试算例中均优于单一遗传算法和单一模拟退火算法。该研究对本论文的启发在于两个层面：其一，遗传算法擅长全局搜索而模拟退火擅长局部精细化，两者的互补性在混合框架中得到充分发挥；其二，其”计划—调度”两阶段解耦架构与本研究的”均衡优化—历史匹配”两阶段框架在方法论上具有结构同构性，均通过阶段间的信息传递而非目标函数的简单加权来实现多目标协同。</w:t>
+      </w:r>
+    </w:p>
+    <w:p>
+      <w:pPr>
+        <w:pStyle w:val="BodyText"/>
+      </w:pPr>
+      <w:r>
         <w:t xml:space="preserve">启发式算法阶段的核心贡献在于：通过放弃对全局最优解的追求，换取了处理大规模实例和复杂约束的能力。惩罚函数机制的引入使得软约束（如”尽可能均衡”而非”必须完全均衡”）得以自然地融入优化框架，这与实际业务场景中”多目标权衡”的决策逻辑高度契合。</w:t>
       </w:r>
     </w:p>
@@ -520,6 +556,42 @@
           <w:bCs/>
           <w:b/>
         </w:rPr>
+        <w:t xml:space="preserve">地理聚类与空间约束。</w:t>
+      </w:r>
+      <w:r>
+        <w:t xml:space="preserve"> </w:t>
+      </w:r>
+      <w:r>
+        <w:t xml:space="preserve">在辖区划分的空间建模方面，近年来的研究进一步丰富了地理聚类方法的技术手段。田君豪等（2024）针对公交出行需求分析问题，提出了基于地理自编码器与跨域迁移学习的分层聚类方法</w:t>
+      </w:r>
+      <w:r>
+        <w:rPr>
+          <w:vertAlign w:val="superscript"/>
+        </w:rPr>
+        <w:t xml:space="preserve">[14]</w:t>
+      </w:r>
+      <w:r>
+        <w:t xml:space="preserve">。该方法的核心思想是：先利用地理自编码器将空间特征映射到低维表示，再通过分层聚类逐级聚合空间单元，最后借助跨域迁移学习将一个城市的聚类模式迁移到数据稀缺的城市。这种”先编码、再分层聚合”的技术路线与本研究的四层地理聚类设计在方法论上具有相似性——本研究同样采用从微观（医院）到宏观（区县→城市→组合）的逐层聚合策略，区别在于本研究的聚类依据是行政区划层级和业务规则，而非深度学习特征。万莉莉等（2026）则从覆盖优化的角度提出了基于模糊最大覆盖模型的选址方法</w:t>
+      </w:r>
+      <w:r>
+        <w:rPr>
+          <w:vertAlign w:val="superscript"/>
+        </w:rPr>
+        <w:t xml:space="preserve">[15]</w:t>
+      </w:r>
+      <w:r>
+        <w:t xml:space="preserve">。该研究以三角与梯形模糊数刻画需求量和覆盖半径的不确定性，构建了以覆盖需求量最大、总成本最小和空间公平性最优为目标的多目标优化模型。其中”空间公平性”目标——即各服务区域之间的资源分配均衡性——与辖区划分中的Index均衡性目标在数学本质上一致，均可归结为最小化各分区指标值的离散程度。</w:t>
+      </w:r>
+    </w:p>
+    <w:p>
+      <w:pPr>
+        <w:pStyle w:val="BodyText"/>
+      </w:pPr>
+      <w:r>
+        <w:rPr>
+          <w:bCs/>
+          <w:b/>
+        </w:rPr>
         <w:t xml:space="preserve">GIS集成与可视化。</w:t>
       </w:r>
       <w:r>
@@ -535,7 +607,7 @@
         <w:t xml:space="preserve">[8]</w:t>
       </w:r>
       <w:r>
-        <w:t xml:space="preserve">。他们指出，辖区设计的结果需要通过地图可视化来辅助决策者理解和评估方案的合理性。这一观点在本研究的系统实现中得到了体现——本研究开发的Web应用集成了基于Leaflet的交互式地图组件，支持辖区分配结果的实时可视化展示。</w:t>
+        <w:t xml:space="preserve">。他们指出，辖区设计的结果需要通过地图可视化来辅助决策者理解和评估方案的合理性。这一观点在本研究的系统实现中得到了体现——本研究开发的Web应用集成了交互式地图组件，支持辖区分配结果的实时可视化展示。</w:t>
       </w:r>
     </w:p>
     <w:bookmarkEnd w:id="25"/>
@@ -681,7 +753,16 @@
         <w:t xml:space="preserve">[9]</w:t>
       </w:r>
       <w:r>
-        <w:t xml:space="preserve">，这一假设在中国医药行业中并不成立——大型三甲医院往往需要多位代表共同覆盖，产生了”大医院拆分”的特殊需求。又如，Kalcsics等（2005）的统一框架虽然在理论上具有通用性，但并未考虑中国特有的行政区划层级（省-市-区县）对辖区设计的约束作用[8]。</w:t>
+        <w:t xml:space="preserve">，这一假设在中国医药行业中并不成立——大型三甲医院往往需要多位代表共同覆盖，产生了”大医院拆分”的特殊需求。又如，Kalcsics等（2005）的统一框架虽然在理论上具有通用性，但并未考虑中国特有的行政区划层级（省-市-区县）对辖区设计的约束作用</w:t>
+      </w:r>
+      <w:r>
+        <w:rPr>
+          <w:vertAlign w:val="superscript"/>
+        </w:rPr>
+        <w:t xml:space="preserve">[8]</w:t>
+      </w:r>
+      <w:r>
+        <w:t xml:space="preserve">。</w:t>
       </w:r>
     </w:p>
     <w:p>
@@ -1555,7 +1636,7 @@
         <w:pStyle w:val="FirstParagraph"/>
       </w:pPr>
       <w:r>
-        <w:t xml:space="preserve">本章从SFE管理理论和辖区划分算法两个维度进行了系统的文献综述。在SFE管理理论方面，梳理了SFE的核心内涵、管理体系演进以及辖区设计的四个基本原则（均衡性、紧凑性、连续性、完整性），并分析了制药行业SFE管理的特殊性。在辖区划分算法方面，按照”经典精确算法→启发式算法与软约束引入→现代商业化体系融合”的三阶段演进脉络进行了综述，重点分析了Skiera和Jordan的EQUALIZER模型（模拟退火+惩罚函数）、Kalcsics等的统一辖区设计框架、以及罗军等的两阶段优化思想对本研究的启发。在国内研究现状方面，指出了运筹算法在物流配送、人力调度等领域的丰富应用与医药行业SFE领域研究空白之间的反差。</w:t>
+        <w:t xml:space="preserve">本章从SFE管理理论和辖区划分算法两个维度进行了系统的文献综述。在SFE管理理论方面，梳理了SFE的核心内涵、管理体系演进以及辖区设计的四个基本原则（均衡性、紧凑性、连续性、完整性），并分析了制药行业SFE管理的特殊性。在辖区划分算法方面，按照”经典精确算法→启发式算法与软约束引入→现代商业化体系融合”的三阶段演进脉络进行了综述，重点分析了Skiera和Jordan的EQUALIZER模型（模拟退火+惩罚函数）、Kalcsics等的统一辖区设计框架、李怡萱的K-means聚类与遗传算法融合方法、马傲冬等的遗传-模拟退火混合算法、田君豪等的分层聚类技术、万莉莉等的模糊覆盖优化模型、以及罗军等的两阶段优化思想对本研究的启发。在国内研究现状方面，指出了运筹算法在物流配送、人力调度等领域的丰富应用与医药行业SFE领域研究空白之间的反差。</w:t>
       </w:r>
     </w:p>
     <w:p>
@@ -1679,6 +1760,38 @@
       </w:pPr>
       <w:r>
         <w:t xml:space="preserve">[12] 罗军, 程宇, 余龙水, 等. 民航机场地面服务人力资源两阶段运筹优化算法[J]. 机电工程技术, 2022, 51(5): 92-97.</w:t>
+      </w:r>
+    </w:p>
+    <w:p>
+      <w:pPr>
+        <w:pStyle w:val="BodyText"/>
+      </w:pPr>
+      <w:r>
+        <w:t xml:space="preserve">[13] 李怡萱. 融合K-means聚类与遗传算法的农产品直播电商产地仓选址研究[D]. 北京: 北京邮电大学, 2023.</w:t>
+      </w:r>
+    </w:p>
+    <w:p>
+      <w:pPr>
+        <w:pStyle w:val="BodyText"/>
+      </w:pPr>
+      <w:r>
+        <w:t xml:space="preserve">[14] 田君豪, 陈艳艳, 赖见辉, 等. 基于地理自编码与跨域迁移的公交出行需求分层聚类方法[J]. 交通运输系统工程与信息, 2024, 24(3): 165-175.</w:t>
+      </w:r>
+    </w:p>
+    <w:p>
+      <w:pPr>
+        <w:pStyle w:val="BodyText"/>
+      </w:pPr>
+      <w:r>
+        <w:t xml:space="preserve">[15] 万莉莉, 徐舒梦, 黄嘉慧, 等. 基于模糊最大覆盖模型的无人机应急配送中心选址研究[J/OL]. 交通运输系统工程与信息, 2026.</w:t>
+      </w:r>
+    </w:p>
+    <w:p>
+      <w:pPr>
+        <w:pStyle w:val="BodyText"/>
+      </w:pPr>
+      <w:r>
+        <w:t xml:space="preserve">[16] 马傲冬, 何学伟, 罗蓉娟, 等. 遗传-模拟退火算法求解一类生产计划与调度集成优化问题[J/OL]. 控制工程, 2026. DOI: 10.14107/j.cnki.kzgc.20250703.</w:t>
       </w:r>
     </w:p>
     <w:bookmarkEnd w:id="33"/>

--- a/docs/chapter02.docx
+++ b/docs/chapter02.docx
@@ -2,31 +2,55 @@
 <file path=word/document.xml><?xml version="1.0" encoding="utf-8"?>
 <w:document xmlns:w="http://schemas.openxmlformats.org/wordprocessingml/2006/main" xmlns:m="http://schemas.openxmlformats.org/officeDocument/2006/math" xmlns:r="http://schemas.openxmlformats.org/officeDocument/2006/relationships" xmlns:o="urn:schemas-microsoft-com:office:office" xmlns:v="urn:schemas-microsoft-com:vml" xmlns:w10="urn:schemas-microsoft-com:office:word" xmlns:a="http://schemas.openxmlformats.org/drawingml/2006/main" xmlns:pic="http://schemas.openxmlformats.org/drawingml/2006/picture" xmlns:wp="http://schemas.openxmlformats.org/drawingml/2006/wordprocessingDrawing">
   <w:body>
-    <w:bookmarkStart w:id="34" w:name="第二章-理论基础与文献综述"/>
+    <w:bookmarkStart w:id="32" w:name="第二章-理论基础与文献综述"/>
     <w:p>
       <w:pPr>
         <w:pStyle w:val="Heading1"/>
       </w:pPr>
       <w:r>
-        <w:t xml:space="preserve">第二章 理论基础与文献综述</w:t>
-      </w:r>
-    </w:p>
-    <w:bookmarkStart w:id="22" w:name="销售力有效性sfe管理理论"/>
+        <w:rPr>
+          <w:rFonts w:hint="eastAsia"/>
+        </w:rPr>
+        <w:t xml:space="preserve">第二章</w:t>
+      </w:r>
+      <w:r>
+        <w:t xml:space="preserve"> </w:t>
+      </w:r>
+      <w:r>
+        <w:rPr>
+          <w:rFonts w:hint="eastAsia"/>
+        </w:rPr>
+        <w:t xml:space="preserve">理论基础与文献综述</w:t>
+      </w:r>
+    </w:p>
+    <w:bookmarkStart w:id="20" w:name="销售力有效性sfe管理理论"/>
     <w:p>
       <w:pPr>
         <w:pStyle w:val="Heading2"/>
       </w:pPr>
       <w:r>
-        <w:t xml:space="preserve">2.1 销售力有效性（SFE）管理理论</w:t>
-      </w:r>
-    </w:p>
-    <w:bookmarkStart w:id="20" w:name="sfe-的核心内涵与管理体系"/>
+        <w:t xml:space="preserve">2.1 </w:t>
+      </w:r>
+      <w:r>
+        <w:rPr>
+          <w:rFonts w:hint="eastAsia"/>
+        </w:rPr>
+        <w:t xml:space="preserve">销售力有效性（SFE）管理理论</w:t>
+      </w:r>
+    </w:p>
+    <w:bookmarkStart w:id="18" w:name="sfe-的核心内涵与管理体系"/>
     <w:p>
       <w:pPr>
         <w:pStyle w:val="Heading3"/>
       </w:pPr>
       <w:r>
-        <w:t xml:space="preserve">2.1.1 SFE 的核心内涵与管理体系</w:t>
+        <w:t xml:space="preserve">2.1.1 SFE </w:t>
+      </w:r>
+      <w:r>
+        <w:rPr>
+          <w:rFonts w:hint="eastAsia"/>
+        </w:rPr>
+        <w:t xml:space="preserve">的核心内涵与管理体系</w:t>
       </w:r>
     </w:p>
     <w:p>
@@ -34,7 +58,19 @@
         <w:pStyle w:val="FirstParagraph"/>
       </w:pPr>
       <w:r>
-        <w:t xml:space="preserve">销售力有效性（Sales Force Effectiveness, SFE）是指企业通过系统化的管理手段，最大化销售团队在市场中的产出效率与资源利用率的管理实践。Zoltners、Sinha和Lorimer（2008）将SFE定义为一个涵盖销售团队规模设计、辖区划分、人员招聘与培训、薪酬激励、目标设定以及绩效管理的完整管理体系</w:t>
+        <w:rPr>
+          <w:rFonts w:hint="eastAsia"/>
+        </w:rPr>
+        <w:t xml:space="preserve">销售力有效性（Sales</w:t>
+      </w:r>
+      <w:r>
+        <w:t xml:space="preserve"> Force Effectiveness, </w:t>
+      </w:r>
+      <w:r>
+        <w:rPr>
+          <w:rFonts w:hint="eastAsia"/>
+        </w:rPr>
+        <w:t xml:space="preserve">SFE）是指企业借助系统化的管理手段最大化销售团队市场产出效率与资源利用率的管理实践。Zoltners、Sinha和Lorimer（2008）将SFE定义为一个涵盖销售团队规模设计、辖区划分、人员招聘与培训、薪酬激励、目标设定以及绩效管理的完整体系</w:t>
       </w:r>
       <w:r>
         <w:rPr>
@@ -43,7 +79,10 @@
         <w:t xml:space="preserve">[1]</w:t>
       </w:r>
       <w:r>
-        <w:t xml:space="preserve">。在这一体系中，各环节相互关联、彼此影响，共同决定了销售团队的整体效能。</w:t>
+        <w:rPr>
+          <w:rFonts w:hint="eastAsia"/>
+        </w:rPr>
+        <w:t xml:space="preserve">。在此体系内，各环节相互关联、彼此影响，共同决定了销售团队的整体效能。</w:t>
       </w:r>
     </w:p>
     <w:p>
@@ -51,16 +90,579 @@
         <w:pStyle w:val="BodyText"/>
       </w:pPr>
       <w:r>
-        <w:t xml:space="preserve">从管理实践的演进来看，SFE经历了从”经验驱动”到”数据驱动”的范式转变。Rackham在为Zoltners等人的著作《The Power of Sales Analytics》所撰写的前言中指出，早在20世纪70年代，施乐公司就已建立了专门的销售运营部门（Sales Operations），负责销售规划、薪酬设计、业绩预测和辖区设计等”所有你不想做但必须做的数字工作”</w:t>
+        <w:rPr>
+          <w:rFonts w:hint="eastAsia"/>
+        </w:rPr>
+        <w:t xml:space="preserve">从管理实践的演进来看，SFE经历了从”经验驱动”到”数据驱动”的范式转变。早期企业往往不清楚应该分析哪些数据，缺乏将数据转化为决策的模型与框架，直到近年来这种以数据分析为核心的管理理念才被广泛接受。ZS</w:t>
+      </w:r>
+      <w:r>
+        <w:t xml:space="preserve"> Associates </w:t>
+      </w:r>
+      <w:r>
+        <w:rPr>
+          <w:rFonts w:hint="eastAsia"/>
+        </w:rPr>
+        <w:t xml:space="preserve">的研究表明，SFE管理体系的核心价值在于：通过科学的分析框架，把销售管理从”凭直觉决策”改良为”用数据驱动决策”。该公司2016年的Explorer</w:t>
+      </w:r>
+      <w:r>
+        <w:t xml:space="preserve"> </w:t>
+      </w:r>
+      <w:r>
+        <w:rPr>
+          <w:rFonts w:hint="eastAsia"/>
+        </w:rPr>
+        <w:t xml:space="preserve">Study发现，在医疗器械行业中，战略性地投资SFE改善项目可以带来2%至8%的销售业绩提升</w:t>
       </w:r>
       <w:r>
         <w:rPr>
           <w:vertAlign w:val="superscript"/>
         </w:rPr>
+        <w:t xml:space="preserve">[3]</w:t>
+      </w:r>
+      <w:r>
+        <w:rPr>
+          <w:rFonts w:hint="eastAsia"/>
+        </w:rPr>
+        <w:t xml:space="preserve">——以一家年销售额1.5亿美元的企业为例，若在SFE项目上投入60万美元并实现4%的销售增长，其投资回报率可达500%，这一实证数据有力证明了SFE管理的商业价值。</w:t>
+      </w:r>
+    </w:p>
+    <w:p>
+      <w:pPr>
+        <w:pStyle w:val="BodyText"/>
+      </w:pPr>
+      <w:r>
+        <w:rPr>
+          <w:rFonts w:hint="eastAsia"/>
+        </w:rPr>
+        <w:t xml:space="preserve">在制药行业，SFE管理具有更为特殊的战略意义。Chressanthis和Mantrala（2016）指出，生物制药行业正在经历从传统小分子药物向大分子特药的战略转型，对销售团队的商业模式设计、数据分析能力和运营管理提出了全新要求</w:t>
+      </w:r>
+      <w:r>
+        <w:rPr>
+          <w:vertAlign w:val="superscript"/>
+        </w:rPr>
+        <w:t xml:space="preserve">[4]</w:t>
+      </w:r>
+      <w:r>
+        <w:rPr>
+          <w:rFonts w:hint="eastAsia"/>
+        </w:rPr>
+        <w:t xml:space="preserve">。换言之，制药行业的SFE管理正在从以”提升医生处方量”为核心的战术执行层面，向以”证明药物价值与健康结局”为核心的战略资产层面演进。</w:t>
+      </w:r>
+    </w:p>
+    <w:bookmarkEnd w:id="18"/>
+    <w:bookmarkStart w:id="19" w:name="销售辖区设计的基本原则"/>
+    <w:p>
+      <w:pPr>
+        <w:pStyle w:val="Heading3"/>
+      </w:pPr>
+      <w:r>
+        <w:t xml:space="preserve">2.1.2 </w:t>
+      </w:r>
+      <w:r>
+        <w:rPr>
+          <w:rFonts w:hint="eastAsia"/>
+        </w:rPr>
+        <w:t xml:space="preserve">销售辖区设计的基本原则</w:t>
+      </w:r>
+    </w:p>
+    <w:p>
+      <w:pPr>
+        <w:pStyle w:val="FirstParagraph"/>
+      </w:pPr>
+      <w:r>
+        <w:rPr>
+          <w:rFonts w:hint="eastAsia"/>
+        </w:rPr>
+        <w:t xml:space="preserve">销售辖区设计（Sales</w:t>
+      </w:r>
+      <w:r>
+        <w:t xml:space="preserve"> Territory </w:t>
+      </w:r>
+      <w:r>
+        <w:rPr>
+          <w:rFonts w:hint="eastAsia"/>
+        </w:rPr>
+        <w:t xml:space="preserve">Design/Alignment）是SFE管理体系中的关键环节，其核心任务是将客户或地理区域分配给销售代表，使每位代表的工作量与销售潜力达到相对均衡。Zoltners和Sinha（1983）在其开创性论文中提出了辖区分配必须满足的四个核心属性</w:t>
+      </w:r>
+      <w:r>
+        <w:rPr>
+          <w:vertAlign w:val="superscript"/>
+        </w:rPr>
+        <w:t xml:space="preserve">[5]</w:t>
+      </w:r>
+      <w:r>
+        <w:rPr>
+          <w:rFonts w:hint="eastAsia"/>
+        </w:rPr>
+        <w:t xml:space="preserve">：均衡性（Balance）要求各辖区在工作量或销售潜力等关键指标上尽可能均等，以保证销售代表之间的公平性与激励有效性；紧凑性（Compactness）要求每个辖区在地理上尽可能紧凑，以减少销售代表的差旅时间和成本；连续性（Contiguity）要求辖区内的地理单元在空间上相互连接，避免出现”飞地”现象；完整性（Integrity）要求基本地理单元（例如区县）不应被拆分到不同辖区，以简化管理并保持行政边界的完整性。</w:t>
+      </w:r>
+    </w:p>
+    <w:p>
+      <w:pPr>
+        <w:pStyle w:val="BodyText"/>
+      </w:pPr>
+      <w:r>
+        <w:rPr>
+          <w:rFonts w:hint="eastAsia"/>
+        </w:rPr>
+        <w:t xml:space="preserve">Zoltners和Lorimer（2000）通过实证研究进一步量化了辖区设计的商业价值——仅靠优化辖区分配，无需追加任何额外资源，就能直接带来2%至7%的销售额提升以及13.7%的差旅时间下降</w:t>
+      </w:r>
+      <w:r>
+        <w:rPr>
+          <w:vertAlign w:val="superscript"/>
+        </w:rPr>
+        <w:t xml:space="preserve">[6]</w:t>
+      </w:r>
+      <w:r>
+        <w:rPr>
+          <w:rFonts w:hint="eastAsia"/>
+        </w:rPr>
+        <w:t xml:space="preserve">。这意味着，辖区设计并非简单的行政划分工作，而是一个具有突出经济价值的优化问题。</w:t>
+      </w:r>
+    </w:p>
+    <w:p>
+      <w:pPr>
+        <w:pStyle w:val="BodyText"/>
+      </w:pPr>
+      <w:r>
+        <w:rPr>
+          <w:rFonts w:hint="eastAsia"/>
+        </w:rPr>
+        <w:t xml:space="preserve">中国制药行业的实际场景下，辖区设计还需要考虑若干行业特有的约束条件。大型三甲医院的销售潜力往往远超普通医院，单一代表难以独立覆盖，需要多位代表”共岗”服务，由此产生了”大医院拆分”需求。除此之外，医药代表与医生之间的客户关系具有高度专属性和连续性，频繁的辖区调整会导致客户关系断裂以及短期业绩波动，因而”历史延续性”成为辖区设计中不可忽视的维度。再加上企业组织架构约束（大区、省区的层级划分）以及特定业务规则（部分医院必须由指定代表覆盖的”锁定分配”），这些都进一步增加了问题的复杂性。</w:t>
+      </w:r>
+    </w:p>
+    <w:p>
+      <w:pPr>
+        <w:pStyle w:val="BodyText"/>
+      </w:pPr>
+      <w:r>
+        <w:rPr>
+          <w:rFonts w:hint="eastAsia"/>
+        </w:rPr>
+        <w:t xml:space="preserve">上述行业特有的约束让中国医药行业的辖区设计问题远比通用销售场景更为复杂，也为本文的模型构建提供了明确的业务需求导向。</w:t>
+      </w:r>
+    </w:p>
+    <w:bookmarkEnd w:id="19"/>
+    <w:bookmarkEnd w:id="20"/>
+    <w:bookmarkStart w:id="24" w:name="运筹优化与辖区划分算法研究"/>
+    <w:p>
+      <w:pPr>
+        <w:pStyle w:val="Heading2"/>
+      </w:pPr>
+      <w:r>
+        <w:t xml:space="preserve">2.2 </w:t>
+      </w:r>
+      <w:r>
+        <w:rPr>
+          <w:rFonts w:hint="eastAsia"/>
+        </w:rPr>
+        <w:t xml:space="preserve">运筹优化与辖区划分算法研究</w:t>
+      </w:r>
+    </w:p>
+    <w:p>
+      <w:pPr>
+        <w:pStyle w:val="FirstParagraph"/>
+      </w:pPr>
+      <w:r>
+        <w:rPr>
+          <w:rFonts w:hint="eastAsia"/>
+        </w:rPr>
+        <w:t xml:space="preserve">销售辖区划分问题在运筹学中属于带约束的多目标组合优化问题，其求解方法的演进大致经历了三个阶段：经典精确算法阶段、启发式算法与软约束引入阶段、以及现代SFE商业化体系融合阶段。</w:t>
+      </w:r>
+    </w:p>
+    <w:bookmarkStart w:id="21" w:name="经典精确算法阶段集合划分与整数规划"/>
+    <w:p>
+      <w:pPr>
+        <w:pStyle w:val="Heading3"/>
+      </w:pPr>
+      <w:r>
+        <w:t xml:space="preserve">2.2.1 </w:t>
+      </w:r>
+      <w:r>
+        <w:rPr>
+          <w:rFonts w:hint="eastAsia"/>
+        </w:rPr>
+        <w:t xml:space="preserve">经典精确算法阶段：集合划分与整数规划</w:t>
+      </w:r>
+    </w:p>
+    <w:p>
+      <w:pPr>
+        <w:pStyle w:val="FirstParagraph"/>
+      </w:pPr>
+      <w:r>
+        <w:rPr>
+          <w:rFonts w:hint="eastAsia"/>
+        </w:rPr>
+        <w:t xml:space="preserve">辖区划分问题的学术研究可追溯至20世纪60年代末。Hess和Samuels（1971）率先将线性规划方法应用于销售辖区划分，将问题建模为一个集合划分问题（Set</w:t>
+      </w:r>
+      <w:r>
+        <w:t xml:space="preserve"> Partitioning </w:t>
+      </w:r>
+      <w:r>
+        <w:rPr>
+          <w:rFonts w:hint="eastAsia"/>
+        </w:rPr>
+        <w:t xml:space="preserve">Problem）：给定一组基本地理单元（例如邮编区域），将其划分为若干互不重叠的子集（辖区），使得各辖区在某一指标上尽可能均衡</w:t>
+      </w:r>
+      <w:r>
+        <w:rPr>
+          <w:vertAlign w:val="superscript"/>
+        </w:rPr>
+        <w:t xml:space="preserve">[7]</w:t>
+      </w:r>
+      <w:r>
+        <w:rPr>
+          <w:rFonts w:hint="eastAsia"/>
+        </w:rPr>
+        <w:t xml:space="preserve">。这一开创性工作奠定了辖区划分问题的数学基础。</w:t>
+      </w:r>
+    </w:p>
+    <w:p>
+      <w:pPr>
+        <w:pStyle w:val="BodyText"/>
+      </w:pPr>
+      <w:r>
+        <w:rPr>
+          <w:rFonts w:hint="eastAsia"/>
+        </w:rPr>
+        <w:t xml:space="preserve">Zoltners和Sinha（1983）在此基础之上提出了更为完整的数学规划模型，将辖区分配形式化为一个整数规划问题，引入均衡性、紧凑性、连续性和完整性四个核心属性作为约束条件或目标函数的组成部分</w:t>
+      </w:r>
+      <w:r>
+        <w:rPr>
+          <w:vertAlign w:val="superscript"/>
+        </w:rPr>
+        <w:t xml:space="preserve">[5]</w:t>
+      </w:r>
+      <w:r>
+        <w:rPr>
+          <w:rFonts w:hint="eastAsia"/>
+        </w:rPr>
+        <w:t xml:space="preserve">。该模型的贡献在于首次系统定义了辖区设计问题的多维目标结构，为后续研究提供了统一的理论框架。</w:t>
+      </w:r>
+    </w:p>
+    <w:p>
+      <w:pPr>
+        <w:pStyle w:val="BodyText"/>
+      </w:pPr>
+      <w:r>
+        <w:rPr>
+          <w:rFonts w:hint="eastAsia"/>
+        </w:rPr>
+        <w:t xml:space="preserve">不过，精确算法在实际应用中遭遇了严峻的计算瓶颈——辖区划分问题本质上是一个</w:t>
+      </w:r>
+      <w:r>
+        <w:t xml:space="preserve"> NP-hard </w:t>
+      </w:r>
+      <w:r>
+        <w:rPr>
+          <w:rFonts w:hint="eastAsia"/>
+        </w:rPr>
+        <w:t xml:space="preserve">问题，当基本地理单元数量达到数百甚至数千时，精确求解所需的计算时间呈指数级增长，在实际业务场景中并不可接受。Kalcsics、Nickel</w:t>
+      </w:r>
+      <w:r>
+        <w:t xml:space="preserve"> </w:t>
+      </w:r>
+      <w:r>
+        <w:rPr>
+          <w:rFonts w:hint="eastAsia"/>
+        </w:rPr>
+        <w:t xml:space="preserve">和</w:t>
+      </w:r>
+      <w:r>
+        <w:t xml:space="preserve"> </w:t>
+      </w:r>
+      <w:r>
+        <w:rPr>
+          <w:rFonts w:hint="eastAsia"/>
+        </w:rPr>
+        <w:t xml:space="preserve">Schröder（2005）的综述性论文系统总结了辖区设计问题的数学性质，证明了其NP-hard性质</w:t>
+      </w:r>
+      <w:r>
+        <w:rPr>
+          <w:vertAlign w:val="superscript"/>
+        </w:rPr>
+        <w:t xml:space="preserve">[8]</w:t>
+      </w:r>
+      <w:r>
+        <w:rPr>
+          <w:rFonts w:hint="eastAsia"/>
+        </w:rPr>
+        <w:t xml:space="preserve">，并将辖区设计的应用场景归纳为政治选区划分、销售辖区设计和服务区域划分三大类，指出尽管应用场景不同，但其底层数学结构具有高度一致性。计算复杂度过高与模型假设过于刚性这两个根本性问题，直接推动了启发式算法的引入。</w:t>
+      </w:r>
+    </w:p>
+    <w:bookmarkEnd w:id="21"/>
+    <w:bookmarkStart w:id="22" w:name="启发式算法与软约束引入阶段"/>
+    <w:p>
+      <w:pPr>
+        <w:pStyle w:val="Heading3"/>
+      </w:pPr>
+      <w:r>
+        <w:t xml:space="preserve">2.2.2 </w:t>
+      </w:r>
+      <w:r>
+        <w:rPr>
+          <w:rFonts w:hint="eastAsia"/>
+        </w:rPr>
+        <w:t xml:space="preserve">启发式算法与软约束引入阶段</w:t>
+      </w:r>
+    </w:p>
+    <w:p>
+      <w:pPr>
+        <w:pStyle w:val="FirstParagraph"/>
+      </w:pPr>
+      <w:r>
+        <w:rPr>
+          <w:rFonts w:hint="eastAsia"/>
+        </w:rPr>
+        <w:t xml:space="preserve">面对精确算法的计算瓶颈，研究者开始转向启发式算法（Heuristic</w:t>
+      </w:r>
+      <w:r>
+        <w:t xml:space="preserve"> </w:t>
+      </w:r>
+      <w:r>
+        <w:rPr>
+          <w:rFonts w:hint="eastAsia"/>
+        </w:rPr>
+        <w:t xml:space="preserve">Algorithms）和元启发式算法（Metaheuristic</w:t>
+      </w:r>
+      <w:r>
+        <w:t xml:space="preserve"> </w:t>
+      </w:r>
+      <w:r>
+        <w:rPr>
+          <w:rFonts w:hint="eastAsia"/>
+        </w:rPr>
+        <w:t xml:space="preserve">Algorithms），以在可接受的计算时间内获得高质量的近似最优解。</w:t>
+      </w:r>
+    </w:p>
+    <w:p>
+      <w:pPr>
+        <w:pStyle w:val="BodyText"/>
+      </w:pPr>
+      <w:r>
+        <w:rPr>
+          <w:rFonts w:hint="eastAsia"/>
+        </w:rPr>
+        <w:t xml:space="preserve">模拟退火算法在这一阶段崭露头角。Skiera</w:t>
+      </w:r>
+      <w:r>
+        <w:t xml:space="preserve"> </w:t>
+      </w:r>
+      <w:r>
+        <w:rPr>
+          <w:rFonts w:hint="eastAsia"/>
+        </w:rPr>
+        <w:t xml:space="preserve">和</w:t>
+      </w:r>
+      <w:r>
+        <w:t xml:space="preserve"> </w:t>
+      </w:r>
+      <w:r>
+        <w:rPr>
+          <w:rFonts w:hint="eastAsia"/>
+        </w:rPr>
+        <w:t xml:space="preserve">Jordan（1996）提出的</w:t>
+      </w:r>
+      <w:r>
+        <w:t xml:space="preserve"> EQUALIZER </w:t>
+      </w:r>
+      <w:r>
+        <w:rPr>
+          <w:rFonts w:hint="eastAsia"/>
+        </w:rPr>
+        <w:t xml:space="preserve">模型是辖区划分领域中模拟退火的标志性应用</w:t>
+      </w:r>
+      <w:r>
+        <w:rPr>
+          <w:vertAlign w:val="superscript"/>
+        </w:rPr>
+        <w:t xml:space="preserve">[9]</w:t>
+      </w:r>
+      <w:r>
+        <w:rPr>
+          <w:rFonts w:hint="eastAsia"/>
+        </w:rPr>
+        <w:t xml:space="preserve">。该模型的核心创新有两点：一方面引入惩罚函数机制，将硬约束转化为代价函数中的惩罚项，从而把带约束的多目标优化问题转化为无约束的单目标最小化问题；另一方面采用模拟退火算法作为求解引擎，通过随机扰动和概率接受机制跳出局部最优。Skiera</w:t>
+      </w:r>
+      <w:r>
+        <w:t xml:space="preserve"> </w:t>
+      </w:r>
+      <w:r>
+        <w:rPr>
+          <w:rFonts w:hint="eastAsia"/>
+        </w:rPr>
+        <w:t xml:space="preserve">和</w:t>
+      </w:r>
+      <w:r>
+        <w:t xml:space="preserve"> Jordan </w:t>
+      </w:r>
+      <w:r>
+        <w:rPr>
+          <w:rFonts w:hint="eastAsia"/>
+        </w:rPr>
+        <w:t xml:space="preserve">在实验中发现，传统的精确规划方法在27%的测试算例中无法找到可行解，而</w:t>
+      </w:r>
+      <w:r>
+        <w:t xml:space="preserve"> EQUALIZER </w:t>
+      </w:r>
+      <w:r>
+        <w:rPr>
+          <w:rFonts w:hint="eastAsia"/>
+        </w:rPr>
+        <w:t xml:space="preserve">在所有算例中均能找到满足约束的分配方案，且解的质量与精确解相当——这一结果有力证明了启发式方法在处理复杂约束条件时的优越性。EQUALIZER</w:t>
+      </w:r>
+      <w:r>
+        <w:t xml:space="preserve"> </w:t>
+      </w:r>
+      <w:r>
+        <w:rPr>
+          <w:rFonts w:hint="eastAsia"/>
+        </w:rPr>
+        <w:t xml:space="preserve">模型对本文具有直接的启发意义，本文的代价函数设计——基于阈值的统一惩罚框架——正是对其惩罚函数思想的继承与发展。</w:t>
+      </w:r>
+    </w:p>
+    <w:p>
+      <w:pPr>
+        <w:pStyle w:val="BodyText"/>
+      </w:pPr>
+      <w:r>
+        <w:rPr>
+          <w:rFonts w:hint="eastAsia"/>
+        </w:rPr>
+        <w:t xml:space="preserve">除模拟退火外，遗传算法（Genetic</w:t>
+      </w:r>
+      <w:r>
+        <w:t xml:space="preserve"> Algorithm, </w:t>
+      </w:r>
+      <w:r>
+        <w:rPr>
+          <w:rFonts w:hint="eastAsia"/>
+        </w:rPr>
+        <w:t xml:space="preserve">GA）也被广泛应用于辖区划分问题。杨磊（2012）阐述了遗传算法在经典运筹问题中的应用，指出遗传算法具有”与问题领域无关”和”健壮性强”两大优势，但在辖区划分问题中也面临编码设计困难、约束处理复杂等挑战</w:t>
+      </w:r>
+      <w:r>
+        <w:rPr>
+          <w:vertAlign w:val="superscript"/>
+        </w:rPr>
+        <w:t xml:space="preserve">[10]</w:t>
+      </w:r>
+      <w:r>
+        <w:rPr>
+          <w:rFonts w:hint="eastAsia"/>
+        </w:rPr>
+        <w:t xml:space="preserve">。除此之外，尤佳等（2026）提出的改进变邻域搜索算法（MVNS）用于求解电网计量物资的检定-配送协同优化问题</w:t>
+      </w:r>
+      <w:r>
+        <w:rPr>
+          <w:vertAlign w:val="superscript"/>
+        </w:rPr>
+        <w:t xml:space="preserve">[11]</w:t>
+      </w:r>
+      <w:r>
+        <w:rPr>
+          <w:rFonts w:hint="eastAsia"/>
+        </w:rPr>
+        <w:t xml:space="preserve">，其围绕车辆调度、配送时间窗与检定排程构建的三个核心邻域算子，对本文模拟退火</w:t>
+      </w:r>
+      <w:r>
+        <w:t xml:space="preserve"> Move </w:t>
+      </w:r>
+      <w:r>
+        <w:rPr>
+          <w:rFonts w:hint="eastAsia"/>
+        </w:rPr>
+        <w:t xml:space="preserve">与</w:t>
+      </w:r>
+      <w:r>
+        <w:t xml:space="preserve"> Swap </w:t>
+      </w:r>
+      <w:r>
+        <w:rPr>
+          <w:rFonts w:hint="eastAsia"/>
+        </w:rPr>
+        <w:t xml:space="preserve">操作的设计提供了参考价值。</w:t>
+      </w:r>
+    </w:p>
+    <w:p>
+      <w:pPr>
+        <w:pStyle w:val="BodyText"/>
+      </w:pPr>
+      <w:r>
+        <w:rPr>
+          <w:rFonts w:hint="eastAsia"/>
+        </w:rPr>
+        <w:t xml:space="preserve">启发式算法阶段的核心贡献在于：通过放弃对全局最优解的追求，换取了处理大规模实例和复杂约束的能力。惩罚函数机制的引入使得软约束（例如”尽可能均衡”而非”必须完全均衡”）得以自然融入优化框架，这与实际业务场景中”多目标权衡”的决策逻辑高度契合。</w:t>
+      </w:r>
+    </w:p>
+    <w:bookmarkEnd w:id="22"/>
+    <w:bookmarkStart w:id="23" w:name="现代-sfe-商业化体系融合阶段"/>
+    <w:p>
+      <w:pPr>
+        <w:pStyle w:val="Heading3"/>
+      </w:pPr>
+      <w:r>
+        <w:t xml:space="preserve">2.2.3 </w:t>
+      </w:r>
+      <w:r>
+        <w:rPr>
+          <w:rFonts w:hint="eastAsia"/>
+        </w:rPr>
+        <w:t xml:space="preserve">现代</w:t>
+      </w:r>
+      <w:r>
+        <w:t xml:space="preserve"> SFE </w:t>
+      </w:r>
+      <w:r>
+        <w:rPr>
+          <w:rFonts w:hint="eastAsia"/>
+        </w:rPr>
+        <w:t xml:space="preserve">商业化体系融合阶段</w:t>
+      </w:r>
+    </w:p>
+    <w:p>
+      <w:pPr>
+        <w:pStyle w:val="FirstParagraph"/>
+      </w:pPr>
+      <w:r>
+        <w:rPr>
+          <w:rFonts w:hint="eastAsia"/>
+        </w:rPr>
+        <w:t xml:space="preserve">进入21世纪，辖区划分算法的研究重心从”纯算法优化”转向”算法与商业体系的融合”。这一转变源自两方面的驱动力：一方面，企业对SFE管理的需求从”一次性优化”升级为”持续动态调整”；另一方面，数据基础设施的成熟使得算法的实时化、自动化成为可能。</w:t>
+      </w:r>
+    </w:p>
+    <w:p>
+      <w:pPr>
+        <w:pStyle w:val="BodyText"/>
+      </w:pPr>
+      <w:r>
+        <w:t xml:space="preserve">ZS Associates </w:t>
+      </w:r>
+      <w:r>
+        <w:rPr>
+          <w:rFonts w:hint="eastAsia"/>
+        </w:rPr>
+        <w:t xml:space="preserve">在辖区设计领域积累了数十年的商业化经验。Forero和Brown在《The</w:t>
+      </w:r>
+      <w:r>
+        <w:t xml:space="preserve"> Power of Sales </w:t>
+      </w:r>
+      <w:r>
+        <w:rPr>
+          <w:rFonts w:hint="eastAsia"/>
+        </w:rPr>
+        <w:t xml:space="preserve">Analytics》第五章中指出，成功的辖区设计不仅需要算法层面的优化，还需要兼顾数据治理（确保客户潜力数据、地理数据和历史分配数据的质量与一致性）、业务规则引擎（将企业特有的约束条件转化为算法可处理的参数）以及人机协同（算法输出方案需经一线管理者审核与微调）</w:t>
+      </w:r>
+      <w:r>
+        <w:rPr>
+          <w:vertAlign w:val="superscript"/>
+        </w:rPr>
         <w:t xml:space="preserve">[2]</w:t>
       </w:r>
       <w:r>
-        <w:t xml:space="preserve">。然而，这种以数据分析为核心的管理理念直到近年来才被广泛接受。其原因在于，早期的企业往往不知道应该分析哪些数据，缺乏将数据转化为决策的模型与框架。</w:t>
+        <w:rPr>
+          <w:rFonts w:hint="eastAsia"/>
+        </w:rPr>
+        <w:t xml:space="preserve">。这一观察揭示出，最终的可用方案是”算法建议+人工判断”的融合产物。</w:t>
       </w:r>
     </w:p>
     <w:p>
@@ -68,16 +670,65 @@
         <w:pStyle w:val="BodyText"/>
       </w:pPr>
       <w:r>
-        <w:t xml:space="preserve">ZS Associates的研究表明，SFE管理体系的核心价值在于：通过科学的分析框架，将销售管理从”凭直觉决策”转变为”用数据驱动决策”。该公司2016年发布的Explorer Study发现，在医疗器械行业中，战略性地投资SFE改善项目可以带来2%至8%的销售业绩提升</w:t>
+        <w:rPr>
+          <w:rFonts w:hint="eastAsia"/>
+        </w:rPr>
+        <w:t xml:space="preserve">两阶段方法的思想渊源也在这一阶段逐渐清晰。罗军等（2022）在民航机场地面服务人力资源优化中提出了一种两阶段运筹优化算法</w:t>
       </w:r>
       <w:r>
         <w:rPr>
           <w:vertAlign w:val="superscript"/>
         </w:rPr>
-        <w:t xml:space="preserve">[3]</w:t>
-      </w:r>
-      <w:r>
-        <w:t xml:space="preserve">。以一家年销售额1.5亿美元的企业为例，若在SFE项目上投入60万美元并实现4%的销售增长，其投资回报率可达500%。这一实证数据有力地证明了SFE管理的商业价值。</w:t>
+        <w:t xml:space="preserve">[12]</w:t>
+      </w:r>
+      <w:r>
+        <w:rPr>
+          <w:rFonts w:hint="eastAsia"/>
+        </w:rPr>
+        <w:t xml:space="preserve">：第一阶段为”班次设计”，在人力资源和需求曲线已知的条件下合理设计各班次的开始时间、长度和人力需求；第二阶段为”优化排班”，根据第一阶段的班次信息按照约束集要求将员工分配到具体班次。该研究在某机场客舱清洁室的实施结果显示，相比传统手工排班，人力浪费减少约5人/小时，员工工时均衡性提高48.5%。罗军等的两阶段思想与本文的”均衡优化—历史匹配”框架在方法论层面高度一致——第一阶段解决”如何最优地分配资源”（不考虑历史因素），第二阶段解决”如何将优化结果映射到现有组织结构”（最大化历史延续性）——这种解耦设计的优势在于两个阶段各自追求独立的最优目标，避免了在单一优化过程中多目标相互妥协的问题。</w:t>
+      </w:r>
+    </w:p>
+    <w:bookmarkEnd w:id="23"/>
+    <w:bookmarkEnd w:id="24"/>
+    <w:bookmarkStart w:id="27" w:name="国内相关研究现状"/>
+    <w:p>
+      <w:pPr>
+        <w:pStyle w:val="Heading2"/>
+      </w:pPr>
+      <w:r>
+        <w:t xml:space="preserve">2.3 </w:t>
+      </w:r>
+      <w:r>
+        <w:rPr>
+          <w:rFonts w:hint="eastAsia"/>
+        </w:rPr>
+        <w:t xml:space="preserve">国内相关研究现状</w:t>
+      </w:r>
+    </w:p>
+    <w:bookmarkStart w:id="25" w:name="运筹算法在资源配置中的国内应用"/>
+    <w:p>
+      <w:pPr>
+        <w:pStyle w:val="Heading3"/>
+      </w:pPr>
+      <w:r>
+        <w:t xml:space="preserve">2.3.1 </w:t>
+      </w:r>
+      <w:r>
+        <w:rPr>
+          <w:rFonts w:hint="eastAsia"/>
+        </w:rPr>
+        <w:t xml:space="preserve">运筹算法在资源配置中的国内应用</w:t>
+      </w:r>
+    </w:p>
+    <w:p>
+      <w:pPr>
+        <w:pStyle w:val="FirstParagraph"/>
+      </w:pPr>
+      <w:r>
+        <w:rPr>
+          <w:rFonts w:hint="eastAsia"/>
+        </w:rPr>
+        <w:t xml:space="preserve">国内学术界在运筹优化算法的应用研究方面成果丰富，尤其在物流配送、生产调度、人力资源排班等领域积累了大量实践经验。这些研究虽然并非直接针对销售辖区划分问题，但其所涉及的数学模型构建方法、启发式求解策略以及多目标权衡机制，对本文具有重要的方法论借鉴价值。</w:t>
       </w:r>
     </w:p>
     <w:p>
@@ -85,26 +736,121 @@
         <w:pStyle w:val="BodyText"/>
       </w:pPr>
       <w:r>
-        <w:t xml:space="preserve">在制药行业，SFE管理具有更为特殊的战略意义。Chressanthis和Mantrala（2016）指出，生物制药行业正经历从传统小分子药物向大分子特药的战略转型，这一转型对销售团队的商业模式设计、数据分析能力和运营管理提出了全新要求</w:t>
+        <w:rPr>
+          <w:rFonts w:hint="eastAsia"/>
+        </w:rPr>
+        <w:t xml:space="preserve">物流配送领域的尤佳等（2026）通过将复杂的协同优化问题归约至经典装箱问题，严格证明了其NP-hard性质，为启发式算法的选择提供了理论依据；其”业务约束→必要性条件→启发式规则”的研究范式为本文”业务规则到算法约束”的转化过程提供了参考</w:t>
       </w:r>
       <w:r>
         <w:rPr>
           <w:vertAlign w:val="superscript"/>
         </w:rPr>
-        <w:t xml:space="preserve">[4]</w:t>
-      </w:r>
-      <w:r>
-        <w:t xml:space="preserve">。他们通过对PMSA（Pharmaceutical Management Science Association）成员的调查发现，行业从业者所感知的”当前问题”与”新兴问题”之间存在显著差异，表明现有的数据分析方法和商业模式亟需根本性变革。具体而言，制药行业的SFE管理正从以”提升医生处方量”为核心的战术执行层面，向以”证明药物价值与健康结局”为核心的战略资产层面转变。</w:t>
-      </w:r>
-    </w:p>
-    <w:bookmarkEnd w:id="20"/>
-    <w:bookmarkStart w:id="21" w:name="销售辖区设计的基本原则"/>
+        <w:t xml:space="preserve">[11]</w:t>
+      </w:r>
+      <w:r>
+        <w:rPr>
+          <w:rFonts w:hint="eastAsia"/>
+        </w:rPr>
+        <w:t xml:space="preserve">。人力资源调度领域的罗军等（2022）所提出的两阶段优化思想为本文方法论设计提供了直接启发</w:t>
+      </w:r>
+      <w:r>
+        <w:rPr>
+          <w:vertAlign w:val="superscript"/>
+        </w:rPr>
+        <w:t xml:space="preserve">[12]</w:t>
+      </w:r>
+      <w:r>
+        <w:rPr>
+          <w:rFonts w:hint="eastAsia"/>
+        </w:rPr>
+        <w:t xml:space="preserve">。在算法理论层面，杨磊（2012）对遗传算法在经典运筹问题中应用的综述为本文选择求解算法提供了比较分析的基础——本文最终选择模拟退火而非遗传算法，主要考量在于：模拟退火的邻域搜索机制更适合处理辖区划分中”局部微调”的操作特征（Move</w:t>
+      </w:r>
+      <w:r>
+        <w:t xml:space="preserve"> </w:t>
+      </w:r>
+      <w:r>
+        <w:rPr>
+          <w:rFonts w:hint="eastAsia"/>
+        </w:rPr>
+        <w:t xml:space="preserve">与</w:t>
+      </w:r>
+      <w:r>
+        <w:t xml:space="preserve"> </w:t>
+      </w:r>
+      <w:r>
+        <w:rPr>
+          <w:rFonts w:hint="eastAsia"/>
+        </w:rPr>
+        <w:t xml:space="preserve">Swap），而遗传算法的交叉算子在保持辖区连续性约束方面存在编码困难</w:t>
+      </w:r>
+      <w:r>
+        <w:rPr>
+          <w:vertAlign w:val="superscript"/>
+        </w:rPr>
+        <w:t xml:space="preserve">[10]</w:t>
+      </w:r>
+      <w:r>
+        <w:t xml:space="preserve">。</w:t>
+      </w:r>
+    </w:p>
+    <w:p>
+      <w:pPr>
+        <w:pStyle w:val="BodyText"/>
+      </w:pPr>
+      <w:r>
+        <w:rPr>
+          <w:rFonts w:hint="eastAsia"/>
+        </w:rPr>
+        <w:t xml:space="preserve">除运筹算法本身之外，国内的精细化管理研究也为本文提供了行业语境。徐蓉（2023）从民营制药企业人力资源数字化创新的视角探讨了销售团队管理的转型路径</w:t>
+      </w:r>
+      <w:r>
+        <w:rPr>
+          <w:vertAlign w:val="superscript"/>
+        </w:rPr>
+        <w:t xml:space="preserve">[13]</w:t>
+      </w:r>
+      <w:r>
+        <w:rPr>
+          <w:rFonts w:hint="eastAsia"/>
+        </w:rPr>
+        <w:t xml:space="preserve">；陈兆兆（2024）则在集采趋势的背景下分析了药企的成本控制策略，指出销售人力资源配置的精细化是降本增效的重要抓手</w:t>
+      </w:r>
+      <w:r>
+        <w:rPr>
+          <w:vertAlign w:val="superscript"/>
+        </w:rPr>
+        <w:t xml:space="preserve">[14]</w:t>
+      </w:r>
+      <w:r>
+        <w:rPr>
+          <w:rFonts w:hint="eastAsia"/>
+        </w:rPr>
+        <w:t xml:space="preserve">。这些研究虽未直接涉及辖区分配的算法问题，但揭示了行业层面对”销售团队精细化管理”的迫切需求。</w:t>
+      </w:r>
+    </w:p>
+    <w:bookmarkEnd w:id="25"/>
+    <w:bookmarkStart w:id="26" w:name="医药行业-sfe-领域的研究空白"/>
     <w:p>
       <w:pPr>
         <w:pStyle w:val="Heading3"/>
       </w:pPr>
       <w:r>
-        <w:t xml:space="preserve">2.1.2 销售辖区设计的基本原则</w:t>
+        <w:t xml:space="preserve">2.3.2 </w:t>
+      </w:r>
+      <w:r>
+        <w:rPr>
+          <w:rFonts w:hint="eastAsia"/>
+        </w:rPr>
+        <w:t xml:space="preserve">医药行业</w:t>
+      </w:r>
+      <w:r>
+        <w:t xml:space="preserve"> SFE </w:t>
+      </w:r>
+      <w:r>
+        <w:rPr>
+          <w:rFonts w:hint="eastAsia"/>
+        </w:rPr>
+        <w:t xml:space="preserve">领域的研究空白</w:t>
       </w:r>
     </w:p>
     <w:p>
@@ -112,16 +858,159 @@
         <w:pStyle w:val="FirstParagraph"/>
       </w:pPr>
       <w:r>
-        <w:t xml:space="preserve">销售辖区设计（Sales Territory Design/Alignment）是SFE管理体系中的关键环节，其核心任务是将客户或地理区域分配给销售代表，使得每位代表的工作量与销售潜力达到相对均衡。Zoltners和Sinha（1983）在其开创性论文中提出了辖区分配必须满足的四个核心属性</w:t>
+        <w:rPr>
+          <w:rFonts w:hint="eastAsia"/>
+        </w:rPr>
+        <w:t xml:space="preserve">尽管国内在运筹优化算法的应用研究方面成果丰硕，但在医药行业SFE领域——特别是销售辖区分配问题——的学术研究却极为匮乏。通过对中国知网（CNKI）的系统检索，以”销售辖区”</w:t>
+      </w:r>
+      <w:r>
+        <w:rPr>
+          <w:rFonts w:hint="eastAsia"/>
+        </w:rPr>
+        <w:t xml:space="preserve">“辖区分配”</w:t>
+      </w:r>
+      <w:r>
+        <w:t xml:space="preserve">“Territory Alignment”</w:t>
+      </w:r>
+      <w:r>
+        <w:rPr>
+          <w:rFonts w:hint="eastAsia"/>
+        </w:rPr>
+        <w:t xml:space="preserve">等关键词进行搜索，所获得的直接相关文献数量极少，且多为行业报告或管理咨询类文章，缺乏严格的数学建模和算法设计。</w:t>
+      </w:r>
+    </w:p>
+    <w:p>
+      <w:pPr>
+        <w:pStyle w:val="BodyText"/>
+      </w:pPr>
+      <w:r>
+        <w:rPr>
+          <w:rFonts w:hint="eastAsia"/>
+        </w:rPr>
+        <w:t xml:space="preserve">研究空白的形成有其深层原因。从需求端来看，中国医药行业的SFE管理实践起步较晚，多数企业的辖区分配仍处于”手工Excel”阶段，尚未产生对算法优化的强烈拉动。从供给端来看，辖区分配问题涉及运筹学、地理信息科学和医药商业管理的交叉知识，国内具备这种跨学科研究能力的团队相对稀缺。再加上辖区分配的数据具有高度的企业专属性和商业敏感性，学术研究者难以获取真实的业务数据用于实证分析。</w:t>
+      </w:r>
+    </w:p>
+    <w:p>
+      <w:pPr>
+        <w:pStyle w:val="BodyText"/>
+      </w:pPr>
+      <w:r>
+        <w:rPr>
+          <w:rFonts w:hint="eastAsia"/>
+        </w:rPr>
+        <w:t xml:space="preserve">值得一提的是，国外的辖区划分研究虽然在理论和方法上较为成熟，但其模型假设与中国医药行业的商业现实之间存在突出差距。Skiera和Jordan（1996）的EQUALIZER模型假设每个基本地理单元只能被分配给一个辖区</w:t>
       </w:r>
       <w:r>
         <w:rPr>
           <w:vertAlign w:val="superscript"/>
         </w:rPr>
-        <w:t xml:space="preserve">[5]</w:t>
-      </w:r>
-      <w:r>
-        <w:t xml:space="preserve">：</w:t>
+        <w:t xml:space="preserve">[9]</w:t>
+      </w:r>
+      <w:r>
+        <w:rPr>
+          <w:rFonts w:hint="eastAsia"/>
+        </w:rPr>
+        <w:t xml:space="preserve">，这一假设在中国医药行业中并不成立——大型三甲医院往往需要多位代表共同覆盖，进而产生”大医院拆分”的特殊需求。又比如，Kalcsics等（2005）的统一框架虽然在理论上具有通用性，但并未考虑中国特有的行政区划层级（省-市-区县）对辖区设计的约束作用</w:t>
+      </w:r>
+      <w:r>
+        <w:rPr>
+          <w:vertAlign w:val="superscript"/>
+        </w:rPr>
+        <w:t xml:space="preserve">[8]</w:t>
+      </w:r>
+      <w:r>
+        <w:rPr>
+          <w:rFonts w:hint="eastAsia"/>
+        </w:rPr>
+        <w:t xml:space="preserve">。这些都说明，在中国医药行业SFE辖区分配这一特定领域，存在一个明确的研究空白：缺乏融合中国医药行业特有业务规则的多目标优化模型与高效求解算法。本文正是针对这一空白展开。</w:t>
+      </w:r>
+    </w:p>
+    <w:bookmarkEnd w:id="26"/>
+    <w:bookmarkEnd w:id="27"/>
+    <w:bookmarkStart w:id="30" w:name="文献评述与研究切入点"/>
+    <w:p>
+      <w:pPr>
+        <w:pStyle w:val="Heading2"/>
+      </w:pPr>
+      <w:r>
+        <w:t xml:space="preserve">2.4 </w:t>
+      </w:r>
+      <w:r>
+        <w:rPr>
+          <w:rFonts w:hint="eastAsia"/>
+        </w:rPr>
+        <w:t xml:space="preserve">文献评述与研究切入点</w:t>
+      </w:r>
+    </w:p>
+    <w:bookmarkStart w:id="28" w:name="现有研究的局限性分析"/>
+    <w:p>
+      <w:pPr>
+        <w:pStyle w:val="Heading3"/>
+      </w:pPr>
+      <w:r>
+        <w:t xml:space="preserve">2.4.1 </w:t>
+      </w:r>
+      <w:r>
+        <w:rPr>
+          <w:rFonts w:hint="eastAsia"/>
+        </w:rPr>
+        <w:t xml:space="preserve">现有研究的局限性分析</w:t>
+      </w:r>
+    </w:p>
+    <w:p>
+      <w:pPr>
+        <w:pStyle w:val="FirstParagraph"/>
+      </w:pPr>
+      <w:r>
+        <w:rPr>
+          <w:rFonts w:hint="eastAsia"/>
+        </w:rPr>
+        <w:t xml:space="preserve">综合上述文献综述，可从三个维度归纳现有研究的局限性。其一是模型假设与中国医药行业现实脱节。国外经典模型——例如</w:t>
+      </w:r>
+      <w:r>
+        <w:t xml:space="preserve"> Hess-Samuels </w:t>
+      </w:r>
+      <w:r>
+        <w:rPr>
+          <w:rFonts w:hint="eastAsia"/>
+        </w:rPr>
+        <w:t xml:space="preserve">模型、Zoltners-Sinha</w:t>
+      </w:r>
+      <w:r>
+        <w:t xml:space="preserve"> </w:t>
+      </w:r>
+      <w:r>
+        <w:rPr>
+          <w:rFonts w:hint="eastAsia"/>
+        </w:rPr>
+        <w:t xml:space="preserve">模型、EQUALIZER</w:t>
+      </w:r>
+      <w:r>
+        <w:t xml:space="preserve"> </w:t>
+      </w:r>
+      <w:r>
+        <w:rPr>
+          <w:rFonts w:hint="eastAsia"/>
+        </w:rPr>
+        <w:t xml:space="preserve">模型——均依据欧美市场的通用销售场景设计，其核心假设（基本地理单元不可拆分、辖区数量固定、约束条件相对简单）与中国医药行业的实际需求存在突出差距。中国特有的”大医院共岗拆分”</w:t>
+      </w:r>
+      <w:r>
+        <w:rPr>
+          <w:rFonts w:hint="eastAsia"/>
+        </w:rPr>
+        <w:t xml:space="preserve">“省-市-区县三级行政约束”</w:t>
+      </w:r>
+      <w:r>
+        <w:rPr>
+          <w:rFonts w:hint="eastAsia"/>
+        </w:rPr>
+        <w:t xml:space="preserve">“锁定分配”</w:t>
+      </w:r>
+      <w:r>
+        <w:rPr>
+          <w:rFonts w:hint="eastAsia"/>
+        </w:rPr>
+        <w:t xml:space="preserve">等业务规则，在现有模型中缺乏对应的数学表达。</w:t>
       </w:r>
     </w:p>
     <w:p>
@@ -129,799 +1018,110 @@
         <w:pStyle w:val="BodyText"/>
       </w:pPr>
       <w:r>
-        <w:t xml:space="preserve">（1）</w:t>
-      </w:r>
-      <w:r>
-        <w:rPr>
+        <w:rPr>
+          <w:rFonts w:hint="eastAsia"/>
+        </w:rPr>
+        <w:t xml:space="preserve">其二是均衡性与历史延续性的目标冲突未得到有效解决。在实际辖区调整过程中，企业同时追求两个往往相互矛盾的目标：一是使调整后的辖区在指标上尽可能均衡，二是使调整幅度尽可能小以保持客户关系连续性。现有研究要么忽略历史延续性（纯均衡优化模型），要么将其作为软约束混入代价函数（在模拟退火中加入历史惩罚项）；后者在优化过程中会让两个目标相互妥协，导致两个目标均无法达到各自的最优。</w:t>
+      </w:r>
+    </w:p>
+    <w:p>
+      <w:pPr>
+        <w:pStyle w:val="BodyText"/>
+      </w:pPr>
+      <w:r>
+        <w:rPr>
+          <w:rFonts w:hint="eastAsia"/>
+        </w:rPr>
+        <w:t xml:space="preserve">其三是算法研究与商业落地之间存在鸿沟。学术研究侧重于算法性能的理论分析和基准测试，而企业实践中的辖区分配还涉及数据治理、业务规则配置、人机协同决策、组织变革管理等非算法维度。现有文献对这些维度的讨论相对薄弱，导致算法研究成果难以直接转化为企业可用的管理工具。</w:t>
+      </w:r>
+    </w:p>
+    <w:p>
+      <w:pPr>
+        <w:pStyle w:val="BodyText"/>
+      </w:pPr>
+      <w:r>
+        <w:rPr>
+          <w:rFonts w:hint="eastAsia"/>
+        </w:rPr>
+        <w:t xml:space="preserve">表</w:t>
+      </w:r>
+      <w:r>
+        <w:t xml:space="preserve"> 2-1 </w:t>
+      </w:r>
+      <w:r>
+        <w:rPr>
+          <w:rFonts w:hint="eastAsia"/>
+        </w:rPr>
+        <w:t xml:space="preserve">对本章综述的主要文献进行了系统对比。</w:t>
+      </w:r>
+    </w:p>
+    <w:p>
+      <w:pPr>
+        <w:pStyle w:val="BodyText"/>
+      </w:pPr>
+      <w:r>
+        <w:rPr>
+          <w:rFonts w:hint="eastAsia"/>
+          <w:b/>
           <w:bCs/>
+        </w:rPr>
+        <w:t xml:space="preserve">表</w:t>
+      </w:r>
+      <w:r>
+        <w:rPr>
           <w:b/>
-        </w:rPr>
-        <w:t xml:space="preserve">均衡性（Balance）</w:t>
-      </w:r>
-      <w:r>
-        <w:t xml:space="preserve">：各辖区在工作量或销售潜力等关键指标上应尽可能均等，以确保销售代表之间的公平性和激励有效性。</w:t>
-      </w:r>
-    </w:p>
-    <w:p>
-      <w:pPr>
-        <w:pStyle w:val="BodyText"/>
-      </w:pPr>
-      <w:r>
-        <w:t xml:space="preserve">（2）</w:t>
-      </w:r>
-      <w:r>
-        <w:rPr>
           <w:bCs/>
+        </w:rPr>
+        <w:t xml:space="preserve"> 2-1 </w:t>
+      </w:r>
+      <w:r>
+        <w:rPr>
+          <w:rFonts w:hint="eastAsia"/>
           <w:b/>
-        </w:rPr>
-        <w:t xml:space="preserve">紧凑性（Compactness）</w:t>
-      </w:r>
-      <w:r>
-        <w:t xml:space="preserve">：每个辖区在地理上应尽可能紧凑，以减少销售代表的差旅时间和成本，提高客户拜访效率。</w:t>
-      </w:r>
-    </w:p>
-    <w:p>
-      <w:pPr>
-        <w:pStyle w:val="BodyText"/>
-      </w:pPr>
-      <w:r>
-        <w:t xml:space="preserve">（3）</w:t>
-      </w:r>
-      <w:r>
-        <w:rPr>
           <w:bCs/>
-          <w:b/>
-        </w:rPr>
-        <w:t xml:space="preserve">连续性（Contiguity）</w:t>
-      </w:r>
-      <w:r>
-        <w:t xml:space="preserve">：辖区内的地理单元应在空间上相互连接，避免出现”飞地”现象。</w:t>
-      </w:r>
-    </w:p>
-    <w:p>
-      <w:pPr>
-        <w:pStyle w:val="BodyText"/>
-      </w:pPr>
-      <w:r>
-        <w:t xml:space="preserve">（4）</w:t>
-      </w:r>
-      <w:r>
-        <w:rPr>
-          <w:bCs/>
-          <w:b/>
-        </w:rPr>
-        <w:t xml:space="preserve">完整性（Integrity）</w:t>
-      </w:r>
-      <w:r>
-        <w:t xml:space="preserve">：基本地理单元（如区县）不应被拆分到不同辖区，以简化管理并保持行政边界的完整性。</w:t>
-      </w:r>
-    </w:p>
-    <w:p>
-      <w:pPr>
-        <w:pStyle w:val="BodyText"/>
-      </w:pPr>
-      <w:r>
-        <w:t xml:space="preserve">Zoltners和Lorimer（2000）进一步通过实证研究量化了辖区设计的商业价值。他们发现，仅通过优化辖区分配——无需增加任何额外资源——就能直接带来2%至7%的销售额提升，同时减少13.7%的差旅时间</w:t>
-      </w:r>
-      <w:r>
-        <w:rPr>
-          <w:vertAlign w:val="superscript"/>
-        </w:rPr>
-        <w:t xml:space="preserve">[6]</w:t>
-      </w:r>
-      <w:r>
-        <w:t xml:space="preserve">。这一发现表明，辖区设计并非简单的行政划分工作，而是一个具有显著经济价值的优化问题。</w:t>
-      </w:r>
-    </w:p>
-    <w:p>
-      <w:pPr>
-        <w:pStyle w:val="BodyText"/>
-      </w:pPr>
-      <w:r>
-        <w:t xml:space="preserve">在制药行业的实际场景中，辖区设计还需要考虑若干行业特有的约束条件。首先，大型三甲医院的销售潜力往往远超普通医院，单一代表难以独立覆盖，需要多位代表”共岗”服务，这就产生了”大医院拆分”的需求。其次，医药代表与医生之间的客户关系具有高度的专属性和连续性，频繁的辖区调整会导致客户关系断裂和短期业绩波动，因此”历史延续性”成为辖区设计中不可忽视的维度。第三，企业的组织架构约束（如大区、省区的层级划分）以及特定的业务规则（如某些医院必须由指定代表覆盖的”锁定分配”）进一步增加了问题的复杂性。</w:t>
-      </w:r>
-    </w:p>
-    <w:p>
-      <w:pPr>
-        <w:pStyle w:val="BodyText"/>
-      </w:pPr>
-      <w:r>
-        <w:t xml:space="preserve">上述行业特有约束使得制药行业的辖区设计问题远比通用销售场景更为复杂，也为本研究的模型构建提供了明确的业务需求导向。</w:t>
-      </w:r>
-    </w:p>
-    <w:bookmarkEnd w:id="21"/>
-    <w:bookmarkEnd w:id="22"/>
-    <w:bookmarkStart w:id="26" w:name="运筹优化与辖区划分算法研究"/>
-    <w:p>
-      <w:pPr>
-        <w:pStyle w:val="Heading2"/>
-      </w:pPr>
-      <w:r>
-        <w:t xml:space="preserve">2.2 运筹优化与辖区划分算法研究</w:t>
-      </w:r>
-    </w:p>
-    <w:p>
-      <w:pPr>
-        <w:pStyle w:val="FirstParagraph"/>
-      </w:pPr>
-      <w:r>
-        <w:t xml:space="preserve">销售辖区划分问题在运筹学中属于带约束的多目标组合优化问题，其求解方法的演进大致经历了三个阶段：经典精确算法阶段、启发式算法与软约束引入阶段、以及现代SFE商业化体系融合阶段。本节按照这一演进脉络进行综述。</w:t>
-      </w:r>
-    </w:p>
-    <w:bookmarkStart w:id="23" w:name="经典精确算法阶段集合划分与整数规划"/>
-    <w:p>
-      <w:pPr>
-        <w:pStyle w:val="Heading3"/>
-      </w:pPr>
-      <w:r>
-        <w:t xml:space="preserve">2.2.1 经典精确算法阶段：集合划分与整数规划</w:t>
-      </w:r>
-    </w:p>
-    <w:p>
-      <w:pPr>
-        <w:pStyle w:val="FirstParagraph"/>
-      </w:pPr>
-      <w:r>
-        <w:t xml:space="preserve">辖区划分问题的学术研究可追溯至20世纪60年代末。Hess和Samuels（1971）率先将线性规划方法应用于销售辖区划分，将问题建模为一个集合划分问题（Set Partitioning Problem）：给定一组基本地理单元（如邮编区域），将其划分为若干互不重叠的子集（辖区），使得各辖区在某一指标上尽可能均衡</w:t>
-      </w:r>
-      <w:r>
-        <w:rPr>
-          <w:vertAlign w:val="superscript"/>
-        </w:rPr>
-        <w:t xml:space="preserve">[7]</w:t>
-      </w:r>
-      <w:r>
-        <w:t xml:space="preserve">。这一开创性工作奠定了辖区划分问题的数学基础。</w:t>
-      </w:r>
-    </w:p>
-    <w:p>
-      <w:pPr>
-        <w:pStyle w:val="BodyText"/>
-      </w:pPr>
-      <w:r>
-        <w:t xml:space="preserve">在此基础上，Zoltners和Sinha（1983）提出了更为完整的数学规划模型。他们将辖区分配形式化为一个整数规划问题，引入了均衡性、紧凑性、连续性和完整性四个核心属性作为约束条件或目标函数的组成部分</w:t>
-      </w:r>
-      <w:r>
-        <w:rPr>
-          <w:vertAlign w:val="superscript"/>
-        </w:rPr>
-        <w:t xml:space="preserve">[5]</w:t>
-      </w:r>
-      <w:r>
-        <w:t xml:space="preserve">。该模型的贡献在于首次系统地定义了辖区设计问题的多维目标结构，为后续研究提供了统一的理论框架。</w:t>
-      </w:r>
-    </w:p>
-    <w:p>
-      <w:pPr>
-        <w:pStyle w:val="BodyText"/>
-      </w:pPr>
-      <w:r>
-        <w:t xml:space="preserve">然而，精确算法在实际应用中面临严峻的计算瓶颈。辖区划分问题本质上是一个NP-hard问题——当基本地理单元数量达到数百甚至数千时，精确求解所需的计算时间呈指数级增长，在实际业务场景中不可接受。Kalcsics、Nickel和Schröder（2005）在其综述性论文中系统总结了辖区设计问题的数学性质，指出该问题可以归约为位置-分配问题（Location-Allocation Problem），并证明了其NP-hard性质</w:t>
-      </w:r>
-      <w:r>
-        <w:rPr>
-          <w:vertAlign w:val="superscript"/>
-        </w:rPr>
-        <w:t xml:space="preserve">[8]</w:t>
-      </w:r>
-      <w:r>
-        <w:t xml:space="preserve">。他们进一步将辖区设计的应用场景归纳为三大类：政治选区划分（Political Districting）、销售辖区设计（Sales Territory Design）和服务区域划分（Service Districting），指出尽管应用场景不同，但其底层数学结构具有高度一致性。</w:t>
-      </w:r>
-    </w:p>
-    <w:p>
-      <w:pPr>
-        <w:pStyle w:val="BodyText"/>
-      </w:pPr>
-      <w:r>
-        <w:t xml:space="preserve">精确算法阶段的研究为辖区划分问题建立了严格的数学基础，但其实用性受限于两个根本性问题：一是计算复杂度过高，无法处理大规模实例；二是模型假设过于刚性，难以容纳实际业务中大量的软约束和非标准化规则。这两个局限性直接推动了启发式算法的引入。</w:t>
-      </w:r>
-    </w:p>
-    <w:bookmarkEnd w:id="23"/>
-    <w:bookmarkStart w:id="24" w:name="启发式算法与软约束引入阶段"/>
-    <w:p>
-      <w:pPr>
-        <w:pStyle w:val="Heading3"/>
-      </w:pPr>
-      <w:r>
-        <w:t xml:space="preserve">2.2.2 启发式算法与软约束引入阶段</w:t>
-      </w:r>
-    </w:p>
-    <w:p>
-      <w:pPr>
-        <w:pStyle w:val="FirstParagraph"/>
-      </w:pPr>
-      <w:r>
-        <w:t xml:space="preserve">面对精确算法的计算瓶颈，研究者开始转向启发式算法（Heuristic Algorithms）和元启发式算法（Metaheuristic Algorithms），以在可接受的计算时间内获得高质量的近似最优解。</w:t>
-      </w:r>
-    </w:p>
-    <w:p>
-      <w:pPr>
-        <w:pStyle w:val="BodyText"/>
-      </w:pPr>
-      <w:r>
-        <w:rPr>
-          <w:bCs/>
-          <w:b/>
-        </w:rPr>
-        <w:t xml:space="preserve">模拟退火方法的引入。</w:t>
-      </w:r>
-      <w:r>
-        <w:t xml:space="preserve"> </w:t>
-      </w:r>
-      <w:r>
-        <w:t xml:space="preserve">Skiera和Jordan（1996）提出了EQUALIZER模型，这是辖区划分领域中模拟退火算法的标志性应用</w:t>
-      </w:r>
-      <w:r>
-        <w:rPr>
-          <w:vertAlign w:val="superscript"/>
-        </w:rPr>
-        <w:t xml:space="preserve">[9]</w:t>
-      </w:r>
-      <w:r>
-        <w:t xml:space="preserve">。EQUALIZER模型的核心创新在于两个方面：第一，引入了惩罚函数机制，将硬约束转化为代价函数中的惩罚项，从而将带约束的多目标优化问题转化为无约束的单目标最小化问题；第二，采用模拟退火算法作为求解引擎，通过随机扰动和概率接受机制跳出局部最优。Skiera和Jordan在实验中发现，传统的精确规划方法在27%的测试算例中无法找到可行解，而EQUALIZER模型在所有算例中均能找到满足约束的分配方案，且解的质量与精确解相当。这一结果有力地证明了启发式方法在处理复杂约束条件时的优越性。</w:t>
-      </w:r>
-    </w:p>
-    <w:p>
-      <w:pPr>
-        <w:pStyle w:val="BodyText"/>
-      </w:pPr>
-      <w:r>
-        <w:t xml:space="preserve">EQUALIZER模型对本研究具有直接的启发意义。本研究的代价函数设计——基于阈值的统一惩罚框架——正是对Skiera和Jordan惩罚函数思想的继承与发展。不同之处在于，本研究针对中国医药行业的特有业务规则，设计了更为丰富的惩罚项（如大医院拆分分散约束、区县集中度约束等），并引入了基于阈值的归一化机制，使不同量纲的惩罚项具有可比性。</w:t>
-      </w:r>
-    </w:p>
-    <w:p>
-      <w:pPr>
-        <w:pStyle w:val="BodyText"/>
-      </w:pPr>
-      <w:r>
-        <w:rPr>
-          <w:bCs/>
-          <w:b/>
-        </w:rPr>
-        <w:t xml:space="preserve">遗传算法与其他元启发式方法。</w:t>
-      </w:r>
-      <w:r>
-        <w:t xml:space="preserve"> </w:t>
-      </w:r>
-      <w:r>
-        <w:t xml:space="preserve">除模拟退火外，遗传算法（Genetic Algorithm, GA）也被广泛应用于辖区划分问题。杨磊（2012）系统阐述了遗传算法在解决经典运筹问题中的应用，指出遗传算法具有”与问题领域无关”和”健壮性强”两大优势——其搜索以种群为基本单元，采用复制、交叉、变异三个算子进行全局搜索，解的质量随迭代次数增加而趋于稳定，不受初始解的影响</w:t>
-      </w:r>
-      <w:r>
-        <w:rPr>
-          <w:vertAlign w:val="superscript"/>
-        </w:rPr>
-        <w:t xml:space="preserve">[10]</w:t>
-      </w:r>
-      <w:r>
-        <w:t xml:space="preserve">。然而，遗传算法在辖区划分问题中的应用也面临编码设计困难、约束处理复杂等挑战。李怡萱（2023）针对农产品直播电商产地仓选址问题，提出了融合K-means聚类与遗传算法的两阶段求解方法：第一阶段利用K-means聚类对需求点进行空间分组，生成候选设施位置；第二阶段以遗传算法对选址方案进行全局优化，最小化总物流成本</w:t>
-      </w:r>
-      <w:r>
-        <w:rPr>
-          <w:vertAlign w:val="superscript"/>
-        </w:rPr>
-        <w:t xml:space="preserve">[13]</w:t>
-      </w:r>
-      <w:r>
-        <w:t xml:space="preserve">。该研究验证了”聚类生成初始解—元启发式迭代优化”这一两阶段范式的有效性，其方法论框架与本研究的”四层地理聚类+模拟退火”设计具有结构上的一致性，区别在于本研究以模拟退火替代遗传算法，以更好地适应辖区划分中邻域微调（Move/Swap）的操作特征。</w:t>
-      </w:r>
-    </w:p>
-    <w:p>
-      <w:pPr>
-        <w:pStyle w:val="BodyText"/>
-      </w:pPr>
-      <w:r>
-        <w:rPr>
-          <w:bCs/>
-          <w:b/>
-        </w:rPr>
-        <w:t xml:space="preserve">变邻域搜索方法。</w:t>
-      </w:r>
-      <w:r>
-        <w:t xml:space="preserve"> </w:t>
-      </w:r>
-      <w:r>
-        <w:t xml:space="preserve">尤佳等（2026）提出了一种改进的变邻域搜索算法（MVNS），用于解决电网计量物资的检定-配送协同优化问题</w:t>
-      </w:r>
-      <w:r>
-        <w:rPr>
-          <w:vertAlign w:val="superscript"/>
-        </w:rPr>
-        <w:t xml:space="preserve">[11]</w:t>
-      </w:r>
-      <w:r>
-        <w:t xml:space="preserve">。该研究构建了以最小化运输成本、日配送峰值与入库负载均衡偏差加权和为目标函数的混合整数规划模型，并通过将其归约至装箱问题证明了NP-hard性质。MVNS算法围绕车辆调度、配送时间窗与检定排程三个关键因素构建了三个核心邻域算子，在大规模算例中显著优于传统邻域搜索算法和粒子群优化算法。该研究的邻域算子设计思路对本研究的模拟退火操作设计（Move与Swap操作）具有参考价值。</w:t>
-      </w:r>
-    </w:p>
-    <w:p>
-      <w:pPr>
-        <w:pStyle w:val="BodyText"/>
-      </w:pPr>
-      <w:r>
-        <w:rPr>
-          <w:bCs/>
-          <w:b/>
-        </w:rPr>
-        <w:t xml:space="preserve">混合元启发式算法。</w:t>
-      </w:r>
-      <w:r>
-        <w:t xml:space="preserve"> </w:t>
-      </w:r>
-      <w:r>
-        <w:t xml:space="preserve">近年来，将多种元启发式算法进行混合以兼取各自优势的研究趋势日益明显。马傲冬等（2026）针对工业硅生产中的两阶段计划与调度集成优化问题，提出了基于启发式规则的遗传-模拟退火混合算法（HRGSA）</w:t>
-      </w:r>
-      <w:r>
-        <w:rPr>
-          <w:vertAlign w:val="superscript"/>
-        </w:rPr>
-        <w:t xml:space="preserve">[16]</w:t>
-      </w:r>
-      <w:r>
-        <w:t xml:space="preserve">。该算法的设计思路是：在计划阶段采用基于0-1编码的遗传算法从订单池中选择待加工订单子集，在调度阶段采用基于置换编码的模拟退火算法确定订单在各机组上的加工顺序，两阶段通过交互搜索机制实现协同优化。实验结果表明，HRGSA在40个测试算例中均优于单一遗传算法和单一模拟退火算法。该研究对本论文的启发在于两个层面：其一，遗传算法擅长全局搜索而模拟退火擅长局部精细化，两者的互补性在混合框架中得到充分发挥；其二，其”计划—调度”两阶段解耦架构与本研究的”均衡优化—历史匹配”两阶段框架在方法论上具有结构同构性，均通过阶段间的信息传递而非目标函数的简单加权来实现多目标协同。</w:t>
-      </w:r>
-    </w:p>
-    <w:p>
-      <w:pPr>
-        <w:pStyle w:val="BodyText"/>
-      </w:pPr>
-      <w:r>
-        <w:t xml:space="preserve">启发式算法阶段的核心贡献在于：通过放弃对全局最优解的追求，换取了处理大规模实例和复杂约束的能力。惩罚函数机制的引入使得软约束（如”尽可能均衡”而非”必须完全均衡”）得以自然地融入优化框架，这与实际业务场景中”多目标权衡”的决策逻辑高度契合。</w:t>
-      </w:r>
-    </w:p>
-    <w:bookmarkEnd w:id="24"/>
-    <w:bookmarkStart w:id="25" w:name="现代-sfe-商业化体系融合阶段"/>
-    <w:p>
-      <w:pPr>
-        <w:pStyle w:val="Heading3"/>
-      </w:pPr>
-      <w:r>
-        <w:t xml:space="preserve">2.2.3 现代 SFE 商业化体系融合阶段</w:t>
-      </w:r>
-    </w:p>
-    <w:p>
-      <w:pPr>
-        <w:pStyle w:val="FirstParagraph"/>
-      </w:pPr>
-      <w:r>
-        <w:t xml:space="preserve">进入21世纪，辖区划分算法的研究重心从”纯算法优化”转向”算法与商业体系的融合”。这一转变的驱动力来自两个方面：一是企业对SFE管理的需求从”一次性优化”升级为”持续动态调整”；二是数据基础设施的成熟使得算法的实时化、自动化成为可能。</w:t>
-      </w:r>
-    </w:p>
-    <w:p>
-      <w:pPr>
-        <w:pStyle w:val="BodyText"/>
-      </w:pPr>
-      <w:r>
-        <w:rPr>
-          <w:bCs/>
-          <w:b/>
-        </w:rPr>
-        <w:t xml:space="preserve">ZS Associates的商业化实践。</w:t>
-      </w:r>
-      <w:r>
-        <w:t xml:space="preserve"> </w:t>
-      </w:r>
-      <w:r>
-        <w:t xml:space="preserve">ZS Associates作为全球最大的销售咨询公司，在辖区设计领域积累了数十年的商业化经验。Forero和Brown在《The Power of Sales Analytics》第五章中详细阐述了辖区设计的商业化实施框架</w:t>
-      </w:r>
-      <w:r>
-        <w:rPr>
-          <w:vertAlign w:val="superscript"/>
-        </w:rPr>
-        <w:t xml:space="preserve">[2]</w:t>
-      </w:r>
-      <w:r>
-        <w:t xml:space="preserve">。他们指出，成功的辖区设计不仅需要算法层面的优化，还需要考虑以下商业维度：（1）数据治理——确保客户潜力数据、地理数据和历史分配数据的质量与一致性；（2）业务规则引擎——将企业特有的约束条件（如区域保护、客户锁定等）转化为算法可处理的参数；（3）人机协同——算法输出的方案需要经过一线管理者的审核与微调，最终方案是”算法建议+人工判断”的融合产物。</w:t>
-      </w:r>
-    </w:p>
-    <w:p>
-      <w:pPr>
-        <w:pStyle w:val="BodyText"/>
-      </w:pPr>
-      <w:r>
-        <w:rPr>
-          <w:bCs/>
-          <w:b/>
-        </w:rPr>
-        <w:t xml:space="preserve">两阶段方法的思想渊源。</w:t>
-      </w:r>
-      <w:r>
-        <w:t xml:space="preserve"> </w:t>
-      </w:r>
-      <w:r>
-        <w:t xml:space="preserve">罗军等（2022）在民航机场地面服务人力资源优化中提出了一种两阶段运筹优化算法</w:t>
-      </w:r>
-      <w:r>
-        <w:rPr>
-          <w:vertAlign w:val="superscript"/>
-        </w:rPr>
-        <w:t xml:space="preserve">[12]</w:t>
-      </w:r>
-      <w:r>
-        <w:t xml:space="preserve">。第一阶段为”班次设计”，在人力资源和需求曲线已知的条件下，合理设计各班次的开始时间、长度和人力需求；第二阶段为”优化排班”，根据第一阶段的班次信息，按照约束集的要求将员工分配到具体班次。该研究在某机场客舱清洁室的实施结果表明，相比传统手工排班，人力浪费减少约5人/小时，人力资源利用率提高约18.67%，员工工时均衡性提高48.5%。</w:t>
-      </w:r>
-    </w:p>
-    <w:p>
-      <w:pPr>
-        <w:pStyle w:val="BodyText"/>
-      </w:pPr>
-      <w:r>
-        <w:t xml:space="preserve">罗军等的两阶段思想与本研究的”均衡优化—历史匹配”两阶段框架具有方法论上的一致性：第一阶段解决”如何最优地分配资源”（不考虑历史因素），第二阶段解决”如何将优化结果映射到现有组织结构”（最大化历史延续性）。这种解耦设计的优势在于，两个阶段各自追求独立的最优目标，避免了在单一优化过程中多目标相互妥协的问题。</w:t>
-      </w:r>
-    </w:p>
-    <w:p>
-      <w:pPr>
-        <w:pStyle w:val="BodyText"/>
-      </w:pPr>
-      <w:r>
-        <w:rPr>
-          <w:bCs/>
-          <w:b/>
-        </w:rPr>
-        <w:t xml:space="preserve">地理聚类与空间约束。</w:t>
-      </w:r>
-      <w:r>
-        <w:t xml:space="preserve"> </w:t>
-      </w:r>
-      <w:r>
-        <w:t xml:space="preserve">在辖区划分的空间建模方面，近年来的研究进一步丰富了地理聚类方法的技术手段。田君豪等（2024）针对公交出行需求分析问题，提出了基于地理自编码器与跨域迁移学习的分层聚类方法</w:t>
-      </w:r>
-      <w:r>
-        <w:rPr>
-          <w:vertAlign w:val="superscript"/>
-        </w:rPr>
-        <w:t xml:space="preserve">[14]</w:t>
-      </w:r>
-      <w:r>
-        <w:t xml:space="preserve">。该方法的核心思想是：先利用地理自编码器将空间特征映射到低维表示，再通过分层聚类逐级聚合空间单元，最后借助跨域迁移学习将一个城市的聚类模式迁移到数据稀缺的城市。这种”先编码、再分层聚合”的技术路线与本研究的四层地理聚类设计在方法论上具有相似性——本研究同样采用从微观（医院）到宏观（区县→城市→组合）的逐层聚合策略，区别在于本研究的聚类依据是行政区划层级和业务规则，而非深度学习特征。万莉莉等（2026）则从覆盖优化的角度提出了基于模糊最大覆盖模型的选址方法</w:t>
-      </w:r>
-      <w:r>
-        <w:rPr>
-          <w:vertAlign w:val="superscript"/>
-        </w:rPr>
-        <w:t xml:space="preserve">[15]</w:t>
-      </w:r>
-      <w:r>
-        <w:t xml:space="preserve">。该研究以三角与梯形模糊数刻画需求量和覆盖半径的不确定性，构建了以覆盖需求量最大、总成本最小和空间公平性最优为目标的多目标优化模型。其中”空间公平性”目标——即各服务区域之间的资源分配均衡性——与辖区划分中的Index均衡性目标在数学本质上一致，均可归结为最小化各分区指标值的离散程度。</w:t>
-      </w:r>
-    </w:p>
-    <w:p>
-      <w:pPr>
-        <w:pStyle w:val="BodyText"/>
-      </w:pPr>
-      <w:r>
-        <w:rPr>
-          <w:bCs/>
-          <w:b/>
-        </w:rPr>
-        <w:t xml:space="preserve">GIS集成与可视化。</w:t>
-      </w:r>
-      <w:r>
-        <w:t xml:space="preserve"> </w:t>
-      </w:r>
-      <w:r>
-        <w:t xml:space="preserve">Kalcsics等（2005）还特别强调了地理信息系统（GIS）在辖区设计中的集成价值</w:t>
-      </w:r>
-      <w:r>
-        <w:rPr>
-          <w:vertAlign w:val="superscript"/>
-        </w:rPr>
-        <w:t xml:space="preserve">[8]</w:t>
-      </w:r>
-      <w:r>
-        <w:t xml:space="preserve">。他们指出，辖区设计的结果需要通过地图可视化来辅助决策者理解和评估方案的合理性。这一观点在本研究的系统实现中得到了体现——本研究开发的Web应用集成了交互式地图组件，支持辖区分配结果的实时可视化展示。</w:t>
-      </w:r>
-    </w:p>
-    <w:bookmarkEnd w:id="25"/>
-    <w:bookmarkEnd w:id="26"/>
-    <w:bookmarkStart w:id="29" w:name="国内相关研究现状"/>
-    <w:p>
-      <w:pPr>
-        <w:pStyle w:val="Heading2"/>
-      </w:pPr>
-      <w:r>
-        <w:t xml:space="preserve">2.3 国内相关研究现状</w:t>
-      </w:r>
-    </w:p>
-    <w:bookmarkStart w:id="27" w:name="运筹算法在资源配置中的国内应用"/>
-    <w:p>
-      <w:pPr>
-        <w:pStyle w:val="Heading3"/>
-      </w:pPr>
-      <w:r>
-        <w:t xml:space="preserve">2.3.1 运筹算法在资源配置中的国内应用</w:t>
-      </w:r>
-    </w:p>
-    <w:p>
-      <w:pPr>
-        <w:pStyle w:val="FirstParagraph"/>
-      </w:pPr>
-      <w:r>
-        <w:t xml:space="preserve">国内学术界在运筹优化算法的应用研究方面成果丰富，尤其在物流配送、生产调度、人力资源排班等领域积累了大量实践经验。这些研究虽然并非直接针对销售辖区划分问题，但其所涉及的数学模型构建方法、启发式求解策略以及多目标权衡机制，对本研究具有重要的方法论借鉴价值。</w:t>
-      </w:r>
-    </w:p>
-    <w:p>
-      <w:pPr>
-        <w:pStyle w:val="BodyText"/>
-      </w:pPr>
-      <w:r>
-        <w:t xml:space="preserve">在物流配送领域，尤佳等（2026）针对电网计量物资的检定-配送协同优化问题，构建了混合整数规划模型，并提出了改进的变邻域搜索算法（MVNS）</w:t>
-      </w:r>
-      <w:r>
-        <w:rPr>
-          <w:vertAlign w:val="superscript"/>
-        </w:rPr>
-        <w:t xml:space="preserve">[11]</w:t>
-      </w:r>
-      <w:r>
-        <w:t xml:space="preserve">。该研究的方法论贡献在于：通过将复杂的协同优化问题归约至经典的装箱问题，严格证明了问题的NP-hard性质，为启发式算法的选择提供了理论依据；同时，其基于业务约束推导必要性条件、再据此设计启发式规则的研究范式，为本研究中”从业务规则到算法约束”的转化过程提供了参考。</w:t>
-      </w:r>
-    </w:p>
-    <w:p>
-      <w:pPr>
-        <w:pStyle w:val="BodyText"/>
-      </w:pPr>
-      <w:r>
-        <w:t xml:space="preserve">在人力资源调度领域，罗军等（2022）提出的两阶段运筹优化算法为本研究的方法论设计提供了直接启发</w:t>
-      </w:r>
-      <w:r>
-        <w:rPr>
-          <w:vertAlign w:val="superscript"/>
-        </w:rPr>
-        <w:t xml:space="preserve">[12]</w:t>
-      </w:r>
-      <w:r>
-        <w:t xml:space="preserve">。该研究将民航机场地面服务的排班问题分解为”班次设计”和”优化排班”两个独立阶段，第一阶段确定最优的班次结构，第二阶段在此基础上完成人员到班次的指派。这种两阶段解耦的思想与本研究的”均衡优化—历史匹配”框架在方法论层面高度一致。</w:t>
-      </w:r>
-    </w:p>
-    <w:p>
-      <w:pPr>
-        <w:pStyle w:val="BodyText"/>
-      </w:pPr>
-      <w:r>
-        <w:t xml:space="preserve">在算法理论层面，杨磊（2012）对遗传算法在经典运筹问题中的应用进行了系统综述</w:t>
-      </w:r>
-      <w:r>
-        <w:rPr>
-          <w:vertAlign w:val="superscript"/>
-        </w:rPr>
-        <w:t xml:space="preserve">[10]</w:t>
-      </w:r>
-      <w:r>
-        <w:t xml:space="preserve">，分析了遗传算法在旅行商问题（TSP）、车辆路径问题（VRP）等经典问题中的编码策略、适应度函数设计和算子选择。该综述为本研究在选择求解算法时提供了比较分析的基础——本研究最终选择模拟退火而非遗传算法，主要基于以下考量：模拟退火的邻域搜索机制更适合处理辖区划分中”局部微调”的操作特征（Move和Swap），而遗传算法的交叉算子在保持辖区连续性约束方面存在编码困难。</w:t>
-      </w:r>
-    </w:p>
-    <w:bookmarkEnd w:id="27"/>
-    <w:bookmarkStart w:id="28" w:name="医药行业-sfe-领域的研究空白"/>
-    <w:p>
-      <w:pPr>
-        <w:pStyle w:val="Heading3"/>
-      </w:pPr>
-      <w:r>
-        <w:t xml:space="preserve">2.3.2 医药行业 SFE 领域的研究空白</w:t>
-      </w:r>
-    </w:p>
-    <w:p>
-      <w:pPr>
-        <w:pStyle w:val="FirstParagraph"/>
-      </w:pPr>
-      <w:r>
-        <w:t xml:space="preserve">尽管国内在运筹优化算法的应用研究方面成果丰硕，但在医药行业SFE领域——特别是销售辖区分配问题——的学术研究却极为匮乏。通过对中国知网（CNKI）的系统检索，以”销售辖区”、</w:t>
-      </w:r>
-      <w:r>
-        <w:t xml:space="preserve">“</w:t>
-      </w:r>
-      <w:r>
-        <w:t xml:space="preserve">辖区分配</w:t>
-      </w:r>
-      <w:r>
-        <w:t xml:space="preserve">”</w:t>
-      </w:r>
-      <w:r>
-        <w:t xml:space="preserve">、</w:t>
-      </w:r>
-      <w:r>
-        <w:t xml:space="preserve">“</w:t>
-      </w:r>
-      <w:r>
-        <w:t xml:space="preserve">Territory Alignment</w:t>
-      </w:r>
-      <w:r>
-        <w:t xml:space="preserve">”</w:t>
-      </w:r>
-      <w:r>
-        <w:t xml:space="preserve">等关键词进行搜索，所获得的直接相关文献数量极少，且多为行业报告或管理咨询类文章，缺乏严格的数学建模和算法设计。</w:t>
-      </w:r>
-    </w:p>
-    <w:p>
-      <w:pPr>
-        <w:pStyle w:val="BodyText"/>
-      </w:pPr>
-      <w:r>
-        <w:t xml:space="preserve">这一研究空白的形成有其深层原因。首先，中国医药行业的SFE管理实践起步较晚，多数企业的辖区分配仍处于”手工Excel”阶段，尚未产生对算法优化的强烈需求拉动。其次，辖区分配问题涉及运筹学、地理信息科学和医药商业管理的交叉知识，国内具备这种跨学科研究能力的团队相对稀缺。第三，辖区分配的数据具有高度的企业专属性和商业敏感性，学术研究者难以获取真实的业务数据进行实证分析。</w:t>
-      </w:r>
-    </w:p>
-    <w:p>
-      <w:pPr>
-        <w:pStyle w:val="BodyText"/>
-      </w:pPr>
-      <w:r>
-        <w:t xml:space="preserve">值得注意的是，国外的辖区划分研究虽然在理论和方法上较为成熟，但其模型假设与中国医药行业的商业现实之间存在显著差距。例如，Skiera和Jordan（1996）的EQUALIZER模型假设每个基本地理单元只能被分配给一个辖区</w:t>
-      </w:r>
-      <w:r>
-        <w:rPr>
-          <w:vertAlign w:val="superscript"/>
-        </w:rPr>
-        <w:t xml:space="preserve">[9]</w:t>
-      </w:r>
-      <w:r>
-        <w:t xml:space="preserve">，这一假设在中国医药行业中并不成立——大型三甲医院往往需要多位代表共同覆盖，产生了”大医院拆分”的特殊需求。又如，Kalcsics等（2005）的统一框架虽然在理论上具有通用性，但并未考虑中国特有的行政区划层级（省-市-区县）对辖区设计的约束作用</w:t>
-      </w:r>
-      <w:r>
-        <w:rPr>
-          <w:vertAlign w:val="superscript"/>
-        </w:rPr>
-        <w:t xml:space="preserve">[8]</w:t>
-      </w:r>
-      <w:r>
-        <w:t xml:space="preserve">。</w:t>
-      </w:r>
-    </w:p>
-    <w:p>
-      <w:pPr>
-        <w:pStyle w:val="BodyText"/>
-      </w:pPr>
-      <w:r>
-        <w:t xml:space="preserve">上述分析表明，在中国医药行业SFE辖区分配这一特定领域，存在一个明确的研究空白：缺乏融合中国医药行业特有业务规则的多目标优化模型和高效求解算法。本研究正是针对这一空白展开的。</w:t>
-      </w:r>
-    </w:p>
-    <w:bookmarkEnd w:id="28"/>
-    <w:bookmarkEnd w:id="29"/>
-    <w:bookmarkStart w:id="32" w:name="文献评述与研究切入点"/>
-    <w:p>
-      <w:pPr>
-        <w:pStyle w:val="Heading2"/>
-      </w:pPr>
-      <w:r>
-        <w:t xml:space="preserve">2.4 文献评述与研究切入点</w:t>
-      </w:r>
-    </w:p>
-    <w:bookmarkStart w:id="30" w:name="现有研究的局限性分析"/>
-    <w:p>
-      <w:pPr>
-        <w:pStyle w:val="Heading3"/>
-      </w:pPr>
-      <w:r>
-        <w:t xml:space="preserve">2.4.1 现有研究的局限性分析</w:t>
-      </w:r>
-    </w:p>
-    <w:p>
-      <w:pPr>
-        <w:pStyle w:val="FirstParagraph"/>
-      </w:pPr>
-      <w:r>
-        <w:t xml:space="preserve">综合上述文献综述，可以从三个维度归纳现有研究的局限性。</w:t>
-      </w:r>
-    </w:p>
-    <w:p>
-      <w:pPr>
-        <w:pStyle w:val="BodyText"/>
-      </w:pPr>
-      <w:r>
-        <w:rPr>
-          <w:bCs/>
-          <w:b/>
-        </w:rPr>
-        <w:t xml:space="preserve">第一，模型假设与中国医药行业现实脱节。</w:t>
-      </w:r>
-      <w:r>
-        <w:t xml:space="preserve"> </w:t>
-      </w:r>
-      <w:r>
-        <w:t xml:space="preserve">国外经典模型（如Hess-Samuels模型、Zoltners-Sinha模型、EQUALIZER模型）均基于欧美市场的通用销售场景设计，其核心假设——如基本地理单元不可拆分、辖区数量固定、约束条件相对简单——与中国医药行业的实际需求存在显著差距。中国医药行业特有的”大医院共岗拆分”、</w:t>
-      </w:r>
-      <w:r>
-        <w:t xml:space="preserve">“</w:t>
-      </w:r>
-      <w:r>
-        <w:t xml:space="preserve">省-市-区县三级行政约束</w:t>
-      </w:r>
-      <w:r>
-        <w:t xml:space="preserve">”</w:t>
-      </w:r>
-      <w:r>
-        <w:t xml:space="preserve">、</w:t>
-      </w:r>
-      <w:r>
-        <w:t xml:space="preserve">“</w:t>
-      </w:r>
-      <w:r>
-        <w:t xml:space="preserve">锁定分配</w:t>
-      </w:r>
-      <w:r>
-        <w:t xml:space="preserve">”</w:t>
-      </w:r>
-      <w:r>
-        <w:t xml:space="preserve">等业务规则，在现有模型中缺乏对应的数学表达。</w:t>
-      </w:r>
-    </w:p>
-    <w:p>
-      <w:pPr>
-        <w:pStyle w:val="BodyText"/>
-      </w:pPr>
-      <w:r>
-        <w:rPr>
-          <w:bCs/>
-          <w:b/>
-        </w:rPr>
-        <w:t xml:space="preserve">第二，均衡性与历史延续性的目标冲突未得到有效解决。</w:t>
-      </w:r>
-      <w:r>
-        <w:t xml:space="preserve"> </w:t>
-      </w:r>
-      <w:r>
-        <w:t xml:space="preserve">在实际的辖区调整中，企业同时追求两个往往相互矛盾的目标：一是使调整后的辖区在指标上尽可能均衡（均衡性），二是使调整幅度尽可能小以保持客户关系的连续性（历史延续性）。现有研究要么忽略历史延续性（如纯均衡优化模型），要么将其作为软约束混入代价函数（如在模拟退火中加入历史惩罚项），后者会导致均衡性与历史延续性在优化过程中相互妥协，两个目标均无法达到各自的最优。</w:t>
-      </w:r>
-    </w:p>
-    <w:p>
-      <w:pPr>
-        <w:pStyle w:val="BodyText"/>
-      </w:pPr>
-      <w:r>
-        <w:rPr>
-          <w:bCs/>
-          <w:b/>
-        </w:rPr>
-        <w:t xml:space="preserve">第三，算法研究与商业落地之间存在鸿沟。</w:t>
-      </w:r>
-      <w:r>
-        <w:t xml:space="preserve"> </w:t>
-      </w:r>
-      <w:r>
-        <w:t xml:space="preserve">学术研究侧重于算法性能的理论分析和基准测试，而企业实践中的辖区分配还涉及数据治理、业务规则配置、人机协同决策、组织变革管理等非算法维度。现有文献对这些维度的讨论相对薄弱，导致算法研究成果难以直接转化为企业可用的管理工具。</w:t>
-      </w:r>
-    </w:p>
-    <w:p>
-      <w:pPr>
-        <w:pStyle w:val="BodyText"/>
-      </w:pPr>
-      <w:r>
-        <w:t xml:space="preserve">表2-1对本章综述的主要文献进行了系统对比。</w:t>
-      </w:r>
-    </w:p>
-    <w:p>
-      <w:pPr>
-        <w:pStyle w:val="BodyText"/>
-      </w:pPr>
-      <w:r>
-        <w:t xml:space="preserve">[表 2-1: 辖区划分主要文献对比]</w:t>
+        </w:rPr>
+        <w:t xml:space="preserve">辖区划分主要文献对比</w:t>
       </w:r>
     </w:p>
     <w:tbl>
       <w:tblPr>
         <w:tblStyle w:val="Table"/>
         <w:tblW w:type="pct" w:w="5000"/>
+        <w:tblLayout w:type="autofit"/>
         <w:tblLook w:firstRow="1" w:lastRow="0" w:firstColumn="0" w:lastColumn="0" w:noHBand="0" w:noVBand="0" w:val="0020"/>
-        <w:jc w:val="start"/>
+        <w:tblBorders>
+          <w:top w:val="single" w:sz="4" w:color="000000" w:space="0"/>
+          <w:left w:val="single" w:sz="4" w:color="000000" w:space="0"/>
+          <w:bottom w:val="single" w:sz="4" w:color="000000" w:space="0"/>
+          <w:right w:val="single" w:sz="4" w:color="000000" w:space="0"/>
+          <w:insideH w:val="single" w:sz="4" w:color="000000" w:space="0"/>
+          <w:insideV w:val="single" w:sz="4" w:color="000000" w:space="0"/>
+        </w:tblBorders>
       </w:tblPr>
       <w:tblGrid>
-        <w:gridCol w:w="754"/>
-        <w:gridCol w:w="754"/>
-        <w:gridCol w:w="754"/>
-        <w:gridCol w:w="2388"/>
-        <w:gridCol w:w="2137"/>
-        <w:gridCol w:w="1131"/>
+        <w:gridCol w:w="950"/>
+        <w:gridCol w:w="950"/>
+        <w:gridCol w:w="950"/>
+        <w:gridCol w:w="1900"/>
+        <w:gridCol w:w="1584"/>
+        <w:gridCol w:w="1584"/>
       </w:tblGrid>
       <w:tr>
         <w:trPr>
-          <w:tblHeader w:val="true"/>
+          <w:tblHeader w:val="on"/>
+          <w:cantSplit/>
         </w:trPr>
         <w:tc>
           <w:tcPr/>
           <w:p>
             <w:pPr>
               <w:pStyle w:val="Compact"/>
-              <w:jc w:val="left"/>
-            </w:pPr>
-            <w:r>
+              <w:ind w:firstLine="0" w:firstLineChars="0"/>
+            </w:pPr>
+            <w:r>
+              <w:rPr>
+                <w:rFonts w:hint="eastAsia"/>
+              </w:rPr>
               <w:t xml:space="preserve">文献</w:t>
             </w:r>
           </w:p>
@@ -931,9 +1131,12 @@
           <w:p>
             <w:pPr>
               <w:pStyle w:val="Compact"/>
-              <w:jc w:val="left"/>
-            </w:pPr>
-            <w:r>
+              <w:ind w:firstLine="0" w:firstLineChars="0"/>
+            </w:pPr>
+            <w:r>
+              <w:rPr>
+                <w:rFonts w:hint="eastAsia"/>
+              </w:rPr>
               <w:t xml:space="preserve">方法</w:t>
             </w:r>
           </w:p>
@@ -943,9 +1146,12 @@
           <w:p>
             <w:pPr>
               <w:pStyle w:val="Compact"/>
-              <w:jc w:val="left"/>
-            </w:pPr>
-            <w:r>
+              <w:ind w:firstLine="0" w:firstLineChars="0"/>
+            </w:pPr>
+            <w:r>
+              <w:rPr>
+                <w:rFonts w:hint="eastAsia"/>
+              </w:rPr>
               <w:t xml:space="preserve">目标</w:t>
             </w:r>
           </w:p>
@@ -955,45 +1161,57 @@
           <w:p>
             <w:pPr>
               <w:pStyle w:val="Compact"/>
-              <w:jc w:val="left"/>
-            </w:pPr>
-            <w:r>
-              <w:t xml:space="preserve">是否考虑历史延续性</w:t>
-            </w:r>
-          </w:p>
-        </w:tc>
-        <w:tc>
-          <w:tcPr/>
-          <w:p>
-            <w:pPr>
-              <w:pStyle w:val="Compact"/>
-              <w:jc w:val="left"/>
-            </w:pPr>
-            <w:r>
-              <w:t xml:space="preserve">是否支持单元拆分</w:t>
-            </w:r>
-          </w:p>
-        </w:tc>
-        <w:tc>
-          <w:tcPr/>
-          <w:p>
-            <w:pPr>
-              <w:pStyle w:val="Compact"/>
-              <w:jc w:val="left"/>
-            </w:pPr>
-            <w:r>
+              <w:ind w:firstLine="0" w:firstLineChars="0"/>
+            </w:pPr>
+            <w:r>
+              <w:rPr>
+                <w:rFonts w:hint="eastAsia"/>
+              </w:rPr>
+              <w:t xml:space="preserve">历史延续性</w:t>
+            </w:r>
+          </w:p>
+        </w:tc>
+        <w:tc>
+          <w:tcPr/>
+          <w:p>
+            <w:pPr>
+              <w:pStyle w:val="Compact"/>
+              <w:ind w:firstLine="0" w:firstLineChars="0"/>
+            </w:pPr>
+            <w:r>
+              <w:rPr>
+                <w:rFonts w:hint="eastAsia"/>
+              </w:rPr>
+              <w:t xml:space="preserve">单元拆分</w:t>
+            </w:r>
+          </w:p>
+        </w:tc>
+        <w:tc>
+          <w:tcPr/>
+          <w:p>
+            <w:pPr>
+              <w:pStyle w:val="Compact"/>
+              <w:ind w:firstLine="0" w:firstLineChars="0"/>
+            </w:pPr>
+            <w:r>
+              <w:rPr>
+                <w:rFonts w:hint="eastAsia"/>
+              </w:rPr>
               <w:t xml:space="preserve">行业场景</w:t>
             </w:r>
           </w:p>
         </w:tc>
       </w:tr>
       <w:tr>
-        <w:tc>
-          <w:tcPr/>
-          <w:p>
-            <w:pPr>
-              <w:pStyle w:val="Compact"/>
-              <w:jc w:val="left"/>
+        <w:trPr>
+          <w:cantSplit/>
+        </w:trPr>
+        <w:tc>
+          <w:tcPr/>
+          <w:p>
+            <w:pPr>
+              <w:pStyle w:val="Compact"/>
+              <w:ind w:firstLine="0" w:firstLineChars="0"/>
             </w:pPr>
             <w:r>
               <w:t xml:space="preserve">Hess &amp; Samuels (1971)</w:t>
@@ -1005,9 +1223,12 @@
           <w:p>
             <w:pPr>
               <w:pStyle w:val="Compact"/>
-              <w:jc w:val="left"/>
-            </w:pPr>
-            <w:r>
+              <w:ind w:firstLine="0" w:firstLineChars="0"/>
+            </w:pPr>
+            <w:r>
+              <w:rPr>
+                <w:rFonts w:hint="eastAsia"/>
+              </w:rPr>
               <w:t xml:space="preserve">线性规划</w:t>
             </w:r>
           </w:p>
@@ -1017,9 +1238,12 @@
           <w:p>
             <w:pPr>
               <w:pStyle w:val="Compact"/>
-              <w:jc w:val="left"/>
-            </w:pPr>
-            <w:r>
+              <w:ind w:firstLine="0" w:firstLineChars="0"/>
+            </w:pPr>
+            <w:r>
+              <w:rPr>
+                <w:rFonts w:hint="eastAsia"/>
+              </w:rPr>
               <w:t xml:space="preserve">均衡性</w:t>
             </w:r>
           </w:p>
@@ -1029,9 +1253,12 @@
           <w:p>
             <w:pPr>
               <w:pStyle w:val="Compact"/>
-              <w:jc w:val="left"/>
-            </w:pPr>
-            <w:r>
+              <w:ind w:firstLine="0" w:firstLineChars="0"/>
+            </w:pPr>
+            <w:r>
+              <w:rPr>
+                <w:rFonts w:hint="eastAsia"/>
+              </w:rPr>
               <w:t xml:space="preserve">否</w:t>
             </w:r>
           </w:p>
@@ -1041,9 +1268,12 @@
           <w:p>
             <w:pPr>
               <w:pStyle w:val="Compact"/>
-              <w:jc w:val="left"/>
-            </w:pPr>
-            <w:r>
+              <w:ind w:firstLine="0" w:firstLineChars="0"/>
+            </w:pPr>
+            <w:r>
+              <w:rPr>
+                <w:rFonts w:hint="eastAsia"/>
+              </w:rPr>
               <w:t xml:space="preserve">否</w:t>
             </w:r>
           </w:p>
@@ -1053,21 +1283,27 @@
           <w:p>
             <w:pPr>
               <w:pStyle w:val="Compact"/>
-              <w:jc w:val="left"/>
-            </w:pPr>
-            <w:r>
+              <w:ind w:firstLine="0" w:firstLineChars="0"/>
+            </w:pPr>
+            <w:r>
+              <w:rPr>
+                <w:rFonts w:hint="eastAsia"/>
+              </w:rPr>
               <w:t xml:space="preserve">通用销售</w:t>
             </w:r>
           </w:p>
         </w:tc>
       </w:tr>
       <w:tr>
-        <w:tc>
-          <w:tcPr/>
-          <w:p>
-            <w:pPr>
-              <w:pStyle w:val="Compact"/>
-              <w:jc w:val="left"/>
+        <w:trPr>
+          <w:cantSplit/>
+        </w:trPr>
+        <w:tc>
+          <w:tcPr/>
+          <w:p>
+            <w:pPr>
+              <w:pStyle w:val="Compact"/>
+              <w:ind w:firstLine="0" w:firstLineChars="0"/>
             </w:pPr>
             <w:r>
               <w:t xml:space="preserve">Zoltners &amp; Sinha (1983)</w:t>
@@ -1079,9 +1315,12 @@
           <w:p>
             <w:pPr>
               <w:pStyle w:val="Compact"/>
-              <w:jc w:val="left"/>
-            </w:pPr>
-            <w:r>
+              <w:ind w:firstLine="0" w:firstLineChars="0"/>
+            </w:pPr>
+            <w:r>
+              <w:rPr>
+                <w:rFonts w:hint="eastAsia"/>
+              </w:rPr>
               <w:t xml:space="preserve">整数规划</w:t>
             </w:r>
           </w:p>
@@ -1091,9 +1330,12 @@
           <w:p>
             <w:pPr>
               <w:pStyle w:val="Compact"/>
-              <w:jc w:val="left"/>
-            </w:pPr>
-            <w:r>
+              <w:ind w:firstLine="0" w:firstLineChars="0"/>
+            </w:pPr>
+            <w:r>
+              <w:rPr>
+                <w:rFonts w:hint="eastAsia"/>
+              </w:rPr>
               <w:t xml:space="preserve">均衡+紧凑+连续+完整</w:t>
             </w:r>
           </w:p>
@@ -1103,9 +1345,12 @@
           <w:p>
             <w:pPr>
               <w:pStyle w:val="Compact"/>
-              <w:jc w:val="left"/>
-            </w:pPr>
-            <w:r>
+              <w:ind w:firstLine="0" w:firstLineChars="0"/>
+            </w:pPr>
+            <w:r>
+              <w:rPr>
+                <w:rFonts w:hint="eastAsia"/>
+              </w:rPr>
               <w:t xml:space="preserve">否</w:t>
             </w:r>
           </w:p>
@@ -1115,9 +1360,12 @@
           <w:p>
             <w:pPr>
               <w:pStyle w:val="Compact"/>
-              <w:jc w:val="left"/>
-            </w:pPr>
-            <w:r>
+              <w:ind w:firstLine="0" w:firstLineChars="0"/>
+            </w:pPr>
+            <w:r>
+              <w:rPr>
+                <w:rFonts w:hint="eastAsia"/>
+              </w:rPr>
               <w:t xml:space="preserve">否</w:t>
             </w:r>
           </w:p>
@@ -1127,21 +1375,27 @@
           <w:p>
             <w:pPr>
               <w:pStyle w:val="Compact"/>
-              <w:jc w:val="left"/>
-            </w:pPr>
-            <w:r>
+              <w:ind w:firstLine="0" w:firstLineChars="0"/>
+            </w:pPr>
+            <w:r>
+              <w:rPr>
+                <w:rFonts w:hint="eastAsia"/>
+              </w:rPr>
               <w:t xml:space="preserve">通用销售</w:t>
             </w:r>
           </w:p>
         </w:tc>
       </w:tr>
       <w:tr>
-        <w:tc>
-          <w:tcPr/>
-          <w:p>
-            <w:pPr>
-              <w:pStyle w:val="Compact"/>
-              <w:jc w:val="left"/>
+        <w:trPr>
+          <w:cantSplit/>
+        </w:trPr>
+        <w:tc>
+          <w:tcPr/>
+          <w:p>
+            <w:pPr>
+              <w:pStyle w:val="Compact"/>
+              <w:ind w:firstLine="0" w:firstLineChars="0"/>
             </w:pPr>
             <w:r>
               <w:t xml:space="preserve">Skiera &amp; Jordan (1996)</w:t>
@@ -1153,9 +1407,12 @@
           <w:p>
             <w:pPr>
               <w:pStyle w:val="Compact"/>
-              <w:jc w:val="left"/>
-            </w:pPr>
-            <w:r>
+              <w:ind w:firstLine="0" w:firstLineChars="0"/>
+            </w:pPr>
+            <w:r>
+              <w:rPr>
+                <w:rFonts w:hint="eastAsia"/>
+              </w:rPr>
               <w:t xml:space="preserve">模拟退火+惩罚函数</w:t>
             </w:r>
           </w:p>
@@ -1165,9 +1422,12 @@
           <w:p>
             <w:pPr>
               <w:pStyle w:val="Compact"/>
-              <w:jc w:val="left"/>
-            </w:pPr>
-            <w:r>
+              <w:ind w:firstLine="0" w:firstLineChars="0"/>
+            </w:pPr>
+            <w:r>
+              <w:rPr>
+                <w:rFonts w:hint="eastAsia"/>
+              </w:rPr>
               <w:t xml:space="preserve">均衡性</w:t>
             </w:r>
           </w:p>
@@ -1177,9 +1437,12 @@
           <w:p>
             <w:pPr>
               <w:pStyle w:val="Compact"/>
-              <w:jc w:val="left"/>
-            </w:pPr>
-            <w:r>
+              <w:ind w:firstLine="0" w:firstLineChars="0"/>
+            </w:pPr>
+            <w:r>
+              <w:rPr>
+                <w:rFonts w:hint="eastAsia"/>
+              </w:rPr>
               <w:t xml:space="preserve">否</w:t>
             </w:r>
           </w:p>
@@ -1189,9 +1452,12 @@
           <w:p>
             <w:pPr>
               <w:pStyle w:val="Compact"/>
-              <w:jc w:val="left"/>
-            </w:pPr>
-            <w:r>
+              <w:ind w:firstLine="0" w:firstLineChars="0"/>
+            </w:pPr>
+            <w:r>
+              <w:rPr>
+                <w:rFonts w:hint="eastAsia"/>
+              </w:rPr>
               <w:t xml:space="preserve">否</w:t>
             </w:r>
           </w:p>
@@ -1201,21 +1467,27 @@
           <w:p>
             <w:pPr>
               <w:pStyle w:val="Compact"/>
-              <w:jc w:val="left"/>
-            </w:pPr>
-            <w:r>
+              <w:ind w:firstLine="0" w:firstLineChars="0"/>
+            </w:pPr>
+            <w:r>
+              <w:rPr>
+                <w:rFonts w:hint="eastAsia"/>
+              </w:rPr>
               <w:t xml:space="preserve">通用销售</w:t>
             </w:r>
           </w:p>
         </w:tc>
       </w:tr>
       <w:tr>
-        <w:tc>
-          <w:tcPr/>
-          <w:p>
-            <w:pPr>
-              <w:pStyle w:val="Compact"/>
-              <w:jc w:val="left"/>
+        <w:trPr>
+          <w:cantSplit/>
+        </w:trPr>
+        <w:tc>
+          <w:tcPr/>
+          <w:p>
+            <w:pPr>
+              <w:pStyle w:val="Compact"/>
+              <w:ind w:firstLine="0" w:firstLineChars="0"/>
             </w:pPr>
             <w:r>
               <w:t xml:space="preserve">Kalcsics et al. (2005)</w:t>
@@ -1227,9 +1499,12 @@
           <w:p>
             <w:pPr>
               <w:pStyle w:val="Compact"/>
-              <w:jc w:val="left"/>
-            </w:pPr>
-            <w:r>
+              <w:ind w:firstLine="0" w:firstLineChars="0"/>
+            </w:pPr>
+            <w:r>
+              <w:rPr>
+                <w:rFonts w:hint="eastAsia"/>
+              </w:rPr>
               <w:t xml:space="preserve">综述框架</w:t>
             </w:r>
           </w:p>
@@ -1239,9 +1514,12 @@
           <w:p>
             <w:pPr>
               <w:pStyle w:val="Compact"/>
-              <w:jc w:val="left"/>
-            </w:pPr>
-            <w:r>
+              <w:ind w:firstLine="0" w:firstLineChars="0"/>
+            </w:pPr>
+            <w:r>
+              <w:rPr>
+                <w:rFonts w:hint="eastAsia"/>
+              </w:rPr>
               <w:t xml:space="preserve">多目标</w:t>
             </w:r>
           </w:p>
@@ -1251,9 +1529,12 @@
           <w:p>
             <w:pPr>
               <w:pStyle w:val="Compact"/>
-              <w:jc w:val="left"/>
-            </w:pPr>
-            <w:r>
+              <w:ind w:firstLine="0" w:firstLineChars="0"/>
+            </w:pPr>
+            <w:r>
+              <w:rPr>
+                <w:rFonts w:hint="eastAsia"/>
+              </w:rPr>
               <w:t xml:space="preserve">部分讨论</w:t>
             </w:r>
           </w:p>
@@ -1263,9 +1544,12 @@
           <w:p>
             <w:pPr>
               <w:pStyle w:val="Compact"/>
-              <w:jc w:val="left"/>
-            </w:pPr>
-            <w:r>
+              <w:ind w:firstLine="0" w:firstLineChars="0"/>
+            </w:pPr>
+            <w:r>
+              <w:rPr>
+                <w:rFonts w:hint="eastAsia"/>
+              </w:rPr>
               <w:t xml:space="preserve">否</w:t>
             </w:r>
           </w:p>
@@ -1275,35 +1559,50 @@
           <w:p>
             <w:pPr>
               <w:pStyle w:val="Compact"/>
-              <w:jc w:val="left"/>
-            </w:pPr>
-            <w:r>
+              <w:ind w:firstLine="0" w:firstLineChars="0"/>
+            </w:pPr>
+            <w:r>
+              <w:rPr>
+                <w:rFonts w:hint="eastAsia"/>
+              </w:rPr>
               <w:t xml:space="preserve">通用框架</w:t>
             </w:r>
           </w:p>
         </w:tc>
       </w:tr>
       <w:tr>
-        <w:tc>
-          <w:tcPr/>
-          <w:p>
-            <w:pPr>
-              <w:pStyle w:val="Compact"/>
-              <w:jc w:val="left"/>
-            </w:pPr>
-            <w:r>
-              <w:t xml:space="preserve">罗军等 (2022)</w:t>
-            </w:r>
-          </w:p>
-        </w:tc>
-        <w:tc>
-          <w:tcPr/>
-          <w:p>
-            <w:pPr>
-              <w:pStyle w:val="Compact"/>
-              <w:jc w:val="left"/>
-            </w:pPr>
-            <w:r>
+        <w:trPr>
+          <w:cantSplit/>
+        </w:trPr>
+        <w:tc>
+          <w:tcPr/>
+          <w:p>
+            <w:pPr>
+              <w:pStyle w:val="Compact"/>
+              <w:ind w:firstLine="0" w:firstLineChars="0"/>
+            </w:pPr>
+            <w:r>
+              <w:rPr>
+                <w:rFonts w:hint="eastAsia"/>
+              </w:rPr>
+              <w:t xml:space="preserve">罗军等</w:t>
+            </w:r>
+            <w:r>
+              <w:t xml:space="preserve"> (2022)</w:t>
+            </w:r>
+          </w:p>
+        </w:tc>
+        <w:tc>
+          <w:tcPr/>
+          <w:p>
+            <w:pPr>
+              <w:pStyle w:val="Compact"/>
+              <w:ind w:firstLine="0" w:firstLineChars="0"/>
+            </w:pPr>
+            <w:r>
+              <w:rPr>
+                <w:rFonts w:hint="eastAsia"/>
+              </w:rPr>
               <w:t xml:space="preserve">两阶段优化</w:t>
             </w:r>
           </w:p>
@@ -1313,9 +1612,12 @@
           <w:p>
             <w:pPr>
               <w:pStyle w:val="Compact"/>
-              <w:jc w:val="left"/>
-            </w:pPr>
-            <w:r>
+              <w:ind w:firstLine="0" w:firstLineChars="0"/>
+            </w:pPr>
+            <w:r>
+              <w:rPr>
+                <w:rFonts w:hint="eastAsia"/>
+              </w:rPr>
               <w:t xml:space="preserve">均衡+公平</w:t>
             </w:r>
           </w:p>
@@ -1325,9 +1627,12 @@
           <w:p>
             <w:pPr>
               <w:pStyle w:val="Compact"/>
-              <w:jc w:val="left"/>
-            </w:pPr>
-            <w:r>
+              <w:ind w:firstLine="0" w:firstLineChars="0"/>
+            </w:pPr>
+            <w:r>
+              <w:rPr>
+                <w:rFonts w:hint="eastAsia"/>
+              </w:rPr>
               <w:t xml:space="preserve">否</w:t>
             </w:r>
           </w:p>
@@ -1337,9 +1642,12 @@
           <w:p>
             <w:pPr>
               <w:pStyle w:val="Compact"/>
-              <w:jc w:val="left"/>
-            </w:pPr>
-            <w:r>
+              <w:ind w:firstLine="0" w:firstLineChars="0"/>
+            </w:pPr>
+            <w:r>
+              <w:rPr>
+                <w:rFonts w:hint="eastAsia"/>
+              </w:rPr>
               <w:t xml:space="preserve">否</w:t>
             </w:r>
           </w:p>
@@ -1349,35 +1657,50 @@
           <w:p>
             <w:pPr>
               <w:pStyle w:val="Compact"/>
-              <w:jc w:val="left"/>
-            </w:pPr>
-            <w:r>
+              <w:ind w:firstLine="0" w:firstLineChars="0"/>
+            </w:pPr>
+            <w:r>
+              <w:rPr>
+                <w:rFonts w:hint="eastAsia"/>
+              </w:rPr>
               <w:t xml:space="preserve">民航排班</w:t>
             </w:r>
           </w:p>
         </w:tc>
       </w:tr>
       <w:tr>
-        <w:tc>
-          <w:tcPr/>
-          <w:p>
-            <w:pPr>
-              <w:pStyle w:val="Compact"/>
-              <w:jc w:val="left"/>
-            </w:pPr>
-            <w:r>
-              <w:t xml:space="preserve">尤佳等 (2026)</w:t>
-            </w:r>
-          </w:p>
-        </w:tc>
-        <w:tc>
-          <w:tcPr/>
-          <w:p>
-            <w:pPr>
-              <w:pStyle w:val="Compact"/>
-              <w:jc w:val="left"/>
-            </w:pPr>
-            <w:r>
+        <w:trPr>
+          <w:cantSplit/>
+        </w:trPr>
+        <w:tc>
+          <w:tcPr/>
+          <w:p>
+            <w:pPr>
+              <w:pStyle w:val="Compact"/>
+              <w:ind w:firstLine="0" w:firstLineChars="0"/>
+            </w:pPr>
+            <w:r>
+              <w:rPr>
+                <w:rFonts w:hint="eastAsia"/>
+              </w:rPr>
+              <w:t xml:space="preserve">尤佳等</w:t>
+            </w:r>
+            <w:r>
+              <w:t xml:space="preserve"> (2026)</w:t>
+            </w:r>
+          </w:p>
+        </w:tc>
+        <w:tc>
+          <w:tcPr/>
+          <w:p>
+            <w:pPr>
+              <w:pStyle w:val="Compact"/>
+              <w:ind w:firstLine="0" w:firstLineChars="0"/>
+            </w:pPr>
+            <w:r>
+              <w:rPr>
+                <w:rFonts w:hint="eastAsia"/>
+              </w:rPr>
               <w:t xml:space="preserve">变邻域搜索</w:t>
             </w:r>
           </w:p>
@@ -1387,9 +1710,12 @@
           <w:p>
             <w:pPr>
               <w:pStyle w:val="Compact"/>
-              <w:jc w:val="left"/>
-            </w:pPr>
-            <w:r>
+              <w:ind w:firstLine="0" w:firstLineChars="0"/>
+            </w:pPr>
+            <w:r>
+              <w:rPr>
+                <w:rFonts w:hint="eastAsia"/>
+              </w:rPr>
               <w:t xml:space="preserve">成本+均衡</w:t>
             </w:r>
           </w:p>
@@ -1399,9 +1725,12 @@
           <w:p>
             <w:pPr>
               <w:pStyle w:val="Compact"/>
-              <w:jc w:val="left"/>
-            </w:pPr>
-            <w:r>
+              <w:ind w:firstLine="0" w:firstLineChars="0"/>
+            </w:pPr>
+            <w:r>
+              <w:rPr>
+                <w:rFonts w:hint="eastAsia"/>
+              </w:rPr>
               <w:t xml:space="preserve">否</w:t>
             </w:r>
           </w:p>
@@ -1411,9 +1740,12 @@
           <w:p>
             <w:pPr>
               <w:pStyle w:val="Compact"/>
-              <w:jc w:val="left"/>
-            </w:pPr>
-            <w:r>
+              <w:ind w:firstLine="0" w:firstLineChars="0"/>
+            </w:pPr>
+            <w:r>
+              <w:rPr>
+                <w:rFonts w:hint="eastAsia"/>
+              </w:rPr>
               <w:t xml:space="preserve">否</w:t>
             </w:r>
           </w:p>
@@ -1423,26 +1755,31 @@
           <w:p>
             <w:pPr>
               <w:pStyle w:val="Compact"/>
-              <w:jc w:val="left"/>
-            </w:pPr>
-            <w:r>
+              <w:ind w:firstLine="0" w:firstLineChars="0"/>
+            </w:pPr>
+            <w:r>
+              <w:rPr>
+                <w:rFonts w:hint="eastAsia"/>
+              </w:rPr>
               <w:t xml:space="preserve">电网配送</w:t>
             </w:r>
           </w:p>
         </w:tc>
       </w:tr>
       <w:tr>
-        <w:tc>
-          <w:tcPr/>
-          <w:p>
-            <w:pPr>
-              <w:pStyle w:val="Compact"/>
-              <w:jc w:val="left"/>
-            </w:pPr>
-            <w:r>
-              <w:rPr>
-                <w:bCs/>
-                <w:b/>
+        <w:trPr>
+          <w:cantSplit/>
+        </w:trPr>
+        <w:tc>
+          <w:tcPr/>
+          <w:p>
+            <w:pPr>
+              <w:pStyle w:val="Compact"/>
+              <w:ind w:firstLine="0" w:firstLineChars="0"/>
+            </w:pPr>
+            <w:r>
+              <w:rPr>
+                <w:rFonts w:hint="eastAsia"/>
               </w:rPr>
               <w:t xml:space="preserve">本研究</w:t>
             </w:r>
@@ -1453,28 +1790,26 @@
           <w:p>
             <w:pPr>
               <w:pStyle w:val="Compact"/>
-              <w:jc w:val="left"/>
-            </w:pPr>
-            <w:r>
-              <w:rPr>
-                <w:bCs/>
-                <w:b/>
-              </w:rPr>
-              <w:t xml:space="preserve">四层聚类+SA+Hungarian</w:t>
-            </w:r>
-          </w:p>
-        </w:tc>
-        <w:tc>
-          <w:tcPr/>
-          <w:p>
-            <w:pPr>
-              <w:pStyle w:val="Compact"/>
-              <w:jc w:val="left"/>
-            </w:pPr>
-            <w:r>
-              <w:rPr>
-                <w:bCs/>
-                <w:b/>
+              <w:ind w:firstLine="0" w:firstLineChars="0"/>
+            </w:pPr>
+            <w:r>
+              <w:rPr>
+                <w:rFonts w:hint="eastAsia"/>
+              </w:rPr>
+              <w:t xml:space="preserve">六层聚类+SA+Hungarian</w:t>
+            </w:r>
+          </w:p>
+        </w:tc>
+        <w:tc>
+          <w:tcPr/>
+          <w:p>
+            <w:pPr>
+              <w:pStyle w:val="Compact"/>
+              <w:ind w:firstLine="0" w:firstLineChars="0"/>
+            </w:pPr>
+            <w:r>
+              <w:rPr>
+                <w:rFonts w:hint="eastAsia"/>
               </w:rPr>
               <w:t xml:space="preserve">均衡+紧凑+历史延续</w:t>
             </w:r>
@@ -1485,12 +1820,11 @@
           <w:p>
             <w:pPr>
               <w:pStyle w:val="Compact"/>
-              <w:jc w:val="left"/>
-            </w:pPr>
-            <w:r>
-              <w:rPr>
-                <w:bCs/>
-                <w:b/>
+              <w:ind w:firstLine="0" w:firstLineChars="0"/>
+            </w:pPr>
+            <w:r>
+              <w:rPr>
+                <w:rFonts w:hint="eastAsia"/>
               </w:rPr>
               <w:t xml:space="preserve">是（第二阶段）</w:t>
             </w:r>
@@ -1501,12 +1835,11 @@
           <w:p>
             <w:pPr>
               <w:pStyle w:val="Compact"/>
-              <w:jc w:val="left"/>
-            </w:pPr>
-            <w:r>
-              <w:rPr>
-                <w:bCs/>
-                <w:b/>
+              <w:ind w:firstLine="0" w:firstLineChars="0"/>
+            </w:pPr>
+            <w:r>
+              <w:rPr>
+                <w:rFonts w:hint="eastAsia"/>
               </w:rPr>
               <w:t xml:space="preserve">是（虚拟拆分）</w:t>
             </w:r>
@@ -1517,12 +1850,11 @@
           <w:p>
             <w:pPr>
               <w:pStyle w:val="Compact"/>
-              <w:jc w:val="left"/>
-            </w:pPr>
-            <w:r>
-              <w:rPr>
-                <w:bCs/>
-                <w:b/>
+              <w:ind w:firstLine="0" w:firstLineChars="0"/>
+            </w:pPr>
+            <w:r>
+              <w:rPr>
+                <w:rFonts w:hint="eastAsia"/>
               </w:rPr>
               <w:t xml:space="preserve">中国医药</w:t>
             </w:r>
@@ -1530,14 +1862,86 @@
         </w:tc>
       </w:tr>
     </w:tbl>
+    <w:bookmarkEnd w:id="28"/>
+    <w:bookmarkStart w:id="29" w:name="本研究的改进思路"/>
+    <w:p>
+      <w:pPr>
+        <w:pStyle w:val="Heading3"/>
+      </w:pPr>
+      <w:r>
+        <w:t xml:space="preserve">2.4.2 </w:t>
+      </w:r>
+      <w:r>
+        <w:rPr>
+          <w:rFonts w:hint="eastAsia"/>
+        </w:rPr>
+        <w:t xml:space="preserve">本研究的改进思路</w:t>
+      </w:r>
+    </w:p>
+    <w:p>
+      <w:pPr>
+        <w:pStyle w:val="FirstParagraph"/>
+      </w:pPr>
+      <w:r>
+        <w:rPr>
+          <w:rFonts w:hint="eastAsia"/>
+        </w:rPr>
+        <w:t xml:space="preserve">针对上述局限性，本文提出以下改进思路。在</w:t>
+      </w:r>
+      <w:r>
+        <w:t xml:space="preserve"> Skiera </w:t>
+      </w:r>
+      <w:r>
+        <w:rPr>
+          <w:rFonts w:hint="eastAsia"/>
+        </w:rPr>
+        <w:t xml:space="preserve">和</w:t>
+      </w:r>
+      <w:r>
+        <w:t xml:space="preserve"> </w:t>
+      </w:r>
+      <w:r>
+        <w:rPr>
+          <w:rFonts w:hint="eastAsia"/>
+        </w:rPr>
+        <w:t xml:space="preserve">Jordan（1996）惩罚函数框架的基础上，引入大医院虚拟拆分机制、省-市-区县三级行政约束、锁定分配硬约束等中国医药行业特有的业务规则，搭建更贴合实际的多目标优化模型。借鉴罗军等（2022）的两阶段思想，将均衡性优化与历史延续性保障解耦为两个独立阶段：第一阶段通过六层地理聚类与模拟退火纯优化均衡性（不含历史惩罚），第二阶段通过</w:t>
+      </w:r>
+      <w:r>
+        <w:t xml:space="preserve"> Hungarian </w:t>
+      </w:r>
+      <w:r>
+        <w:rPr>
+          <w:rFonts w:hint="eastAsia"/>
+        </w:rPr>
+        <w:t xml:space="preserve">算法将匿名簇映射到历史辖区编号，使两个目标各自达到最优，避免传统方法中的相互妥协。</w:t>
+      </w:r>
+    </w:p>
+    <w:p>
+      <w:pPr>
+        <w:pStyle w:val="BodyText"/>
+      </w:pPr>
+      <w:r>
+        <w:rPr>
+          <w:rFonts w:hint="eastAsia"/>
+        </w:rPr>
+        <w:t xml:space="preserve">在初始解生成层面，针对中国医药行业”省-市-区县-医院”的四级地理层次结构，设计逐层细化的聚类算法，生成高质量的初始分配方案以提升模拟退火的收敛效率。除算法研究本身之外，本文还进一步探讨了”人机协同”决策机制、组织变革管理策略以及算法产品化的商业模式，弥合学术研究与商业实践之间的鸿沟。</w:t>
+      </w:r>
+    </w:p>
+    <w:bookmarkEnd w:id="29"/>
     <w:bookmarkEnd w:id="30"/>
-    <w:bookmarkStart w:id="31" w:name="本研究的改进思路"/>
-    <w:p>
-      <w:pPr>
-        <w:pStyle w:val="Heading3"/>
-      </w:pPr>
-      <w:r>
-        <w:t xml:space="preserve">2.4.2 本研究的改进思路</w:t>
+    <w:bookmarkStart w:id="31" w:name="本章小结"/>
+    <w:p>
+      <w:pPr>
+        <w:pStyle w:val="Heading2"/>
+      </w:pPr>
+      <w:r>
+        <w:t xml:space="preserve">2.5 </w:t>
+      </w:r>
+      <w:r>
+        <w:rPr>
+          <w:rFonts w:hint="eastAsia"/>
+        </w:rPr>
+        <w:t xml:space="preserve">本章小结</w:t>
       </w:r>
     </w:p>
     <w:p>
@@ -1545,7 +1949,46 @@
         <w:pStyle w:val="FirstParagraph"/>
       </w:pPr>
       <w:r>
-        <w:t xml:space="preserve">针对上述局限性，本研究提出以下改进思路：</w:t>
+        <w:rPr>
+          <w:rFonts w:hint="eastAsia"/>
+        </w:rPr>
+        <w:t xml:space="preserve">本章从SFE管理理论与辖区划分算法两个维度进行了系统的文献综述：梳理了SFE的核心内涵、管理体系演进以及辖区设计的四个基本原则；按照”经典精确算法→启发式算法与软约束引入→现代商业化体系融合”的三阶段演进脉络，剖析了</w:t>
+      </w:r>
+      <w:r>
+        <w:t xml:space="preserve"> Skiera </w:t>
+      </w:r>
+      <w:r>
+        <w:rPr>
+          <w:rFonts w:hint="eastAsia"/>
+        </w:rPr>
+        <w:t xml:space="preserve">和</w:t>
+      </w:r>
+      <w:r>
+        <w:t xml:space="preserve"> Jordan </w:t>
+      </w:r>
+      <w:r>
+        <w:rPr>
+          <w:rFonts w:hint="eastAsia"/>
+        </w:rPr>
+        <w:t xml:space="preserve">的</w:t>
+      </w:r>
+      <w:r>
+        <w:t xml:space="preserve"> EQUALIZER </w:t>
+      </w:r>
+      <w:r>
+        <w:rPr>
+          <w:rFonts w:hint="eastAsia"/>
+        </w:rPr>
+        <w:t xml:space="preserve">模型、Kalcsics</w:t>
+      </w:r>
+      <w:r>
+        <w:t xml:space="preserve"> </w:t>
+      </w:r>
+      <w:r>
+        <w:rPr>
+          <w:rFonts w:hint="eastAsia"/>
+        </w:rPr>
+        <w:t xml:space="preserve">等的统一辖区设计框架以及罗军等的两阶段优化思想对本文的启发。在国内研究现状方面，指出了运筹算法在物流配送、人力调度等领域的丰富应用与医药行业SFE领域研究空白之间的明显反差。</w:t>
       </w:r>
     </w:p>
     <w:p>
@@ -1554,97 +1997,9 @@
       </w:pPr>
       <w:r>
         <w:rPr>
-          <w:bCs/>
-          <w:b/>
-        </w:rPr>
-        <w:t xml:space="preserve">第一，构建融合中国医药行业业务规则的数学模型。</w:t>
-      </w:r>
-      <w:r>
-        <w:t xml:space="preserve"> </w:t>
-      </w:r>
-      <w:r>
-        <w:t xml:space="preserve">在Skiera和Jordan（1996）惩罚函数框架的基础上，引入大医院虚拟拆分机制、省-市-区县三级行政约束、锁定分配硬约束等中国医药行业特有的业务规则，构建更贴合实际的多目标优化模型。</w:t>
-      </w:r>
-    </w:p>
-    <w:p>
-      <w:pPr>
-        <w:pStyle w:val="BodyText"/>
-      </w:pPr>
-      <w:r>
-        <w:rPr>
-          <w:bCs/>
-          <w:b/>
-        </w:rPr>
-        <w:t xml:space="preserve">第二，提出”均衡优化—历史匹配”两阶段求解框架。</w:t>
-      </w:r>
-      <w:r>
-        <w:t xml:space="preserve"> </w:t>
-      </w:r>
-      <w:r>
-        <w:t xml:space="preserve">借鉴罗军等（2022）的两阶段思想，将均衡性优化与历史延续性保障解耦为两个独立阶段：第一阶段通过四层地理聚类和模拟退火纯优化均衡性（不含历史惩罚），第二阶段通过Hungarian算法将匿名簇映射到历史辖区编号。这种解耦设计使两个目标各自达到最优，避免了传统方法中的相互妥协。</w:t>
-      </w:r>
-    </w:p>
-    <w:p>
-      <w:pPr>
-        <w:pStyle w:val="BodyText"/>
-      </w:pPr>
-      <w:r>
-        <w:rPr>
-          <w:bCs/>
-          <w:b/>
-        </w:rPr>
-        <w:t xml:space="preserve">第三，设计四层地理聚类作为初始解生成策略。</w:t>
-      </w:r>
-      <w:r>
-        <w:t xml:space="preserve"> </w:t>
-      </w:r>
-      <w:r>
-        <w:t xml:space="preserve">针对中国医药行业”省-市-区县-医院”的四级地理层次结构，设计逐层细化的聚类算法，生成高质量的初始分配方案，提升模拟退火的收敛效率。</w:t>
-      </w:r>
-    </w:p>
-    <w:p>
-      <w:pPr>
-        <w:pStyle w:val="BodyText"/>
-      </w:pPr>
-      <w:r>
-        <w:rPr>
-          <w:bCs/>
-          <w:b/>
-        </w:rPr>
-        <w:t xml:space="preserve">第四，探索算法的商业化落地路径。</w:t>
-      </w:r>
-      <w:r>
-        <w:t xml:space="preserve"> </w:t>
-      </w:r>
-      <w:r>
-        <w:t xml:space="preserve">在算法研究的基础上，进一步探讨”人机协同”决策机制、组织变革管理策略以及算法产品化的商业模式，弥合学术研究与商业实践之间的鸿沟。</w:t>
-      </w:r>
-    </w:p>
-    <w:bookmarkEnd w:id="31"/>
-    <w:bookmarkEnd w:id="32"/>
-    <w:bookmarkStart w:id="33" w:name="本章小结"/>
-    <w:p>
-      <w:pPr>
-        <w:pStyle w:val="Heading2"/>
-      </w:pPr>
-      <w:r>
-        <w:t xml:space="preserve">2.5 本章小结</w:t>
-      </w:r>
-    </w:p>
-    <w:p>
-      <w:pPr>
-        <w:pStyle w:val="FirstParagraph"/>
-      </w:pPr>
-      <w:r>
-        <w:t xml:space="preserve">本章从SFE管理理论和辖区划分算法两个维度进行了系统的文献综述。在SFE管理理论方面，梳理了SFE的核心内涵、管理体系演进以及辖区设计的四个基本原则（均衡性、紧凑性、连续性、完整性），并分析了制药行业SFE管理的特殊性。在辖区划分算法方面，按照”经典精确算法→启发式算法与软约束引入→现代商业化体系融合”的三阶段演进脉络进行了综述，重点分析了Skiera和Jordan的EQUALIZER模型（模拟退火+惩罚函数）、Kalcsics等的统一辖区设计框架、李怡萱的K-means聚类与遗传算法融合方法、马傲冬等的遗传-模拟退火混合算法、田君豪等的分层聚类技术、万莉莉等的模糊覆盖优化模型、以及罗军等的两阶段优化思想对本研究的启发。在国内研究现状方面，指出了运筹算法在物流配送、人力调度等领域的丰富应用与医药行业SFE领域研究空白之间的反差。</w:t>
-      </w:r>
-    </w:p>
-    <w:p>
-      <w:pPr>
-        <w:pStyle w:val="BodyText"/>
-      </w:pPr>
-      <w:r>
-        <w:t xml:space="preserve">在此基础上，本章通过系统的文献对比，识别了现有研究的三个核心局限：模型假设与中国医药行业脱节、均衡性与历史延续性的目标冲突未有效解决、算法研究与商业落地之间存在鸿沟。针对这些局限，提出了本研究的四项改进思路，为下一章的现状诊断和第四章的模型构建奠定了理论基础。</w:t>
+          <w:rFonts w:hint="eastAsia"/>
+        </w:rPr>
+        <w:t xml:space="preserve">通过系统的文献对比，本章识别了现有研究的三个核心局限——模型假设与中国医药行业脱节、均衡性与历史延续性的目标冲突未有效解决、算法研究与商业落地之间存在鸿沟——并据此提出了本文的改进思路，为下一章的现状诊断和第四章的模型构建奠定了理论基础。</w:t>
       </w:r>
     </w:p>
     <w:p>
@@ -1660,8 +2015,9 @@
       </w:pPr>
       <w:r>
         <w:rPr>
+          <w:rFonts w:hint="eastAsia"/>
+          <w:b/>
           <w:bCs/>
-          <w:b/>
         </w:rPr>
         <w:t xml:space="preserve">本章参考文献：</w:t>
       </w:r>
@@ -1743,7 +2099,34 @@
         <w:pStyle w:val="BodyText"/>
       </w:pPr>
       <w:r>
-        <w:t xml:space="preserve">[10] 杨磊. 遗传算法在解决经典运筹问题中的应用[J]. 合作经济与科技, 2012(1): 40-41.</w:t>
+        <w:t xml:space="preserve">[10] </w:t>
+      </w:r>
+      <w:r>
+        <w:rPr>
+          <w:rFonts w:hint="eastAsia"/>
+        </w:rPr>
+        <w:t xml:space="preserve">杨磊.</w:t>
+      </w:r>
+      <w:r>
+        <w:t xml:space="preserve"> </w:t>
+      </w:r>
+      <w:r>
+        <w:rPr>
+          <w:rFonts w:hint="eastAsia"/>
+        </w:rPr>
+        <w:t xml:space="preserve">遗传算法在解决经典运筹问题中的应用[J].</w:t>
+      </w:r>
+      <w:r>
+        <w:t xml:space="preserve"> </w:t>
+      </w:r>
+      <w:r>
+        <w:rPr>
+          <w:rFonts w:hint="eastAsia"/>
+        </w:rPr>
+        <w:t xml:space="preserve">合作经济与科技,</w:t>
+      </w:r>
+      <w:r>
+        <w:t xml:space="preserve"> 2012(1): 40-41.</w:t>
       </w:r>
     </w:p>
     <w:p>
@@ -1751,7 +2134,61 @@
         <w:pStyle w:val="BodyText"/>
       </w:pPr>
       <w:r>
-        <w:t xml:space="preserve">[11] 尤佳, 魏磊, 赵兴旺, 等. 基于改进变邻域搜索算法的电网计量物资检定-配送协同优化[J/OL]. 中国机械工程, 2026.</w:t>
+        <w:t xml:space="preserve">[11] </w:t>
+      </w:r>
+      <w:r>
+        <w:rPr>
+          <w:rFonts w:hint="eastAsia"/>
+        </w:rPr>
+        <w:t xml:space="preserve">尤佳,</w:t>
+      </w:r>
+      <w:r>
+        <w:t xml:space="preserve"> </w:t>
+      </w:r>
+      <w:r>
+        <w:rPr>
+          <w:rFonts w:hint="eastAsia"/>
+        </w:rPr>
+        <w:t xml:space="preserve">魏磊,</w:t>
+      </w:r>
+      <w:r>
+        <w:t xml:space="preserve"> </w:t>
+      </w:r>
+      <w:r>
+        <w:rPr>
+          <w:rFonts w:hint="eastAsia"/>
+        </w:rPr>
+        <w:t xml:space="preserve">赵兴旺,</w:t>
+      </w:r>
+      <w:r>
+        <w:t xml:space="preserve"> </w:t>
+      </w:r>
+      <w:r>
+        <w:rPr>
+          <w:rFonts w:hint="eastAsia"/>
+        </w:rPr>
+        <w:t xml:space="preserve">等.</w:t>
+      </w:r>
+      <w:r>
+        <w:t xml:space="preserve"> </w:t>
+      </w:r>
+      <w:r>
+        <w:rPr>
+          <w:rFonts w:hint="eastAsia"/>
+        </w:rPr>
+        <w:t xml:space="preserve">基于改进变邻域搜索算法的电网计量物资检定-配送协同优化[J/OL].</w:t>
+      </w:r>
+      <w:r>
+        <w:t xml:space="preserve"> </w:t>
+      </w:r>
+      <w:r>
+        <w:rPr>
+          <w:rFonts w:hint="eastAsia"/>
+        </w:rPr>
+        <w:t xml:space="preserve">中国机械工程,</w:t>
+      </w:r>
+      <w:r>
+        <w:t xml:space="preserve"> 2026.</w:t>
       </w:r>
     </w:p>
     <w:p>
@@ -1759,7 +2196,61 @@
         <w:pStyle w:val="BodyText"/>
       </w:pPr>
       <w:r>
-        <w:t xml:space="preserve">[12] 罗军, 程宇, 余龙水, 等. 民航机场地面服务人力资源两阶段运筹优化算法[J]. 机电工程技术, 2022, 51(5): 92-97.</w:t>
+        <w:t xml:space="preserve">[12] </w:t>
+      </w:r>
+      <w:r>
+        <w:rPr>
+          <w:rFonts w:hint="eastAsia"/>
+        </w:rPr>
+        <w:t xml:space="preserve">罗军,</w:t>
+      </w:r>
+      <w:r>
+        <w:t xml:space="preserve"> </w:t>
+      </w:r>
+      <w:r>
+        <w:rPr>
+          <w:rFonts w:hint="eastAsia"/>
+        </w:rPr>
+        <w:t xml:space="preserve">程宇,</w:t>
+      </w:r>
+      <w:r>
+        <w:t xml:space="preserve"> </w:t>
+      </w:r>
+      <w:r>
+        <w:rPr>
+          <w:rFonts w:hint="eastAsia"/>
+        </w:rPr>
+        <w:t xml:space="preserve">余龙水,</w:t>
+      </w:r>
+      <w:r>
+        <w:t xml:space="preserve"> </w:t>
+      </w:r>
+      <w:r>
+        <w:rPr>
+          <w:rFonts w:hint="eastAsia"/>
+        </w:rPr>
+        <w:t xml:space="preserve">等.</w:t>
+      </w:r>
+      <w:r>
+        <w:t xml:space="preserve"> </w:t>
+      </w:r>
+      <w:r>
+        <w:rPr>
+          <w:rFonts w:hint="eastAsia"/>
+        </w:rPr>
+        <w:t xml:space="preserve">民航机场地面服务人力资源两阶段运筹优化算法[J].</w:t>
+      </w:r>
+      <w:r>
+        <w:t xml:space="preserve"> </w:t>
+      </w:r>
+      <w:r>
+        <w:rPr>
+          <w:rFonts w:hint="eastAsia"/>
+        </w:rPr>
+        <w:t xml:space="preserve">机电工程技术,</w:t>
+      </w:r>
+      <w:r>
+        <w:t xml:space="preserve"> 2022, 51(5): 92-97.</w:t>
       </w:r>
     </w:p>
     <w:p>
@@ -1767,7 +2258,34 @@
         <w:pStyle w:val="BodyText"/>
       </w:pPr>
       <w:r>
-        <w:t xml:space="preserve">[13] 李怡萱. 融合K-means聚类与遗传算法的农产品直播电商产地仓选址研究[D]. 北京: 北京邮电大学, 2023.</w:t>
+        <w:t xml:space="preserve">[13] </w:t>
+      </w:r>
+      <w:r>
+        <w:rPr>
+          <w:rFonts w:hint="eastAsia"/>
+        </w:rPr>
+        <w:t xml:space="preserve">徐蓉.</w:t>
+      </w:r>
+      <w:r>
+        <w:t xml:space="preserve"> </w:t>
+      </w:r>
+      <w:r>
+        <w:rPr>
+          <w:rFonts w:hint="eastAsia"/>
+        </w:rPr>
+        <w:t xml:space="preserve">民营制药企业人力资源管理数字化创新实践[J].</w:t>
+      </w:r>
+      <w:r>
+        <w:t xml:space="preserve"> </w:t>
+      </w:r>
+      <w:r>
+        <w:rPr>
+          <w:rFonts w:hint="eastAsia"/>
+        </w:rPr>
+        <w:t xml:space="preserve">现代企业,</w:t>
+      </w:r>
+      <w:r>
+        <w:t xml:space="preserve"> 2023(10): 84-86.</w:t>
       </w:r>
     </w:p>
     <w:p>
@@ -1775,27 +2293,38 @@
         <w:pStyle w:val="BodyText"/>
       </w:pPr>
       <w:r>
-        <w:t xml:space="preserve">[14] 田君豪, 陈艳艳, 赖见辉, 等. 基于地理自编码与跨域迁移的公交出行需求分层聚类方法[J]. 交通运输系统工程与信息, 2024, 24(3): 165-175.</w:t>
-      </w:r>
-    </w:p>
-    <w:p>
-      <w:pPr>
-        <w:pStyle w:val="BodyText"/>
-      </w:pPr>
-      <w:r>
-        <w:t xml:space="preserve">[15] 万莉莉, 徐舒梦, 黄嘉慧, 等. 基于模糊最大覆盖模型的无人机应急配送中心选址研究[J/OL]. 交通运输系统工程与信息, 2026.</w:t>
-      </w:r>
-    </w:p>
-    <w:p>
-      <w:pPr>
-        <w:pStyle w:val="BodyText"/>
-      </w:pPr>
-      <w:r>
-        <w:t xml:space="preserve">[16] 马傲冬, 何学伟, 罗蓉娟, 等. 遗传-模拟退火算法求解一类生产计划与调度集成优化问题[J/OL]. 控制工程, 2026. DOI: 10.14107/j.cnki.kzgc.20250703.</w:t>
-      </w:r>
-    </w:p>
-    <w:bookmarkEnd w:id="33"/>
-    <w:bookmarkEnd w:id="34"/>
+        <w:t xml:space="preserve">[14] </w:t>
+      </w:r>
+      <w:r>
+        <w:rPr>
+          <w:rFonts w:hint="eastAsia"/>
+        </w:rPr>
+        <w:t xml:space="preserve">陈兆兆.</w:t>
+      </w:r>
+      <w:r>
+        <w:t xml:space="preserve"> </w:t>
+      </w:r>
+      <w:r>
+        <w:rPr>
+          <w:rFonts w:hint="eastAsia"/>
+        </w:rPr>
+        <w:t xml:space="preserve">集采趋势下药企的成本控制策略[J].</w:t>
+      </w:r>
+      <w:r>
+        <w:t xml:space="preserve"> </w:t>
+      </w:r>
+      <w:r>
+        <w:rPr>
+          <w:rFonts w:hint="eastAsia"/>
+        </w:rPr>
+        <w:t xml:space="preserve">中国市场,</w:t>
+      </w:r>
+      <w:r>
+        <w:t xml:space="preserve"> 2024(15): 162-164.</w:t>
+      </w:r>
+    </w:p>
+    <w:bookmarkEnd w:id="31"/>
+    <w:bookmarkEnd w:id="32"/>
     <w:sectPr>
       <w:headerReference r:id="rId9" w:type="default"/>
       <w:pgSz w:h="16838" w:w="11906"/>
@@ -1864,14 +2393,14 @@
 <file path=word/numbering.xml><?xml version="1.0" encoding="utf-8"?>
 <w:numbering xmlns:w="http://schemas.openxmlformats.org/wordprocessingml/2006/main">
   <w:abstractNum w:abstractNumId="990">
-    <w:nsid w:val="A990"/>
+    <w:nsid w:val="0000A990"/>
     <w:multiLevelType w:val="multilevel"/>
     <w:lvl w:ilvl="0">
       <w:numFmt w:val="bullet"/>
       <w:lvlText w:val=" "/>
       <w:lvlJc w:val="left"/>
       <w:pPr>
-        <w:ind w:left="720" w:hanging="480"/>
+        <w:ind w:left="720" w:hanging="360"/>
       </w:pPr>
     </w:lvl>
     <w:lvl w:ilvl="1">
@@ -1879,7 +2408,7 @@
       <w:lvlText w:val=" "/>
       <w:lvlJc w:val="left"/>
       <w:pPr>
-        <w:ind w:left="1440" w:hanging="480"/>
+        <w:ind w:left="1440" w:hanging="360"/>
       </w:pPr>
     </w:lvl>
     <w:lvl w:ilvl="2">
@@ -1887,7 +2416,7 @@
       <w:lvlText w:val=" "/>
       <w:lvlJc w:val="left"/>
       <w:pPr>
-        <w:ind w:left="2160" w:hanging="480"/>
+        <w:ind w:left="2160" w:hanging="360"/>
       </w:pPr>
     </w:lvl>
     <w:lvl w:ilvl="3">
@@ -1895,7 +2424,7 @@
       <w:lvlText w:val=" "/>
       <w:lvlJc w:val="left"/>
       <w:pPr>
-        <w:ind w:left="2880" w:hanging="480"/>
+        <w:ind w:left="2880" w:hanging="360"/>
       </w:pPr>
     </w:lvl>
     <w:lvl w:ilvl="4">
@@ -1903,7 +2432,7 @@
       <w:lvlText w:val=" "/>
       <w:lvlJc w:val="left"/>
       <w:pPr>
-        <w:ind w:left="3600" w:hanging="480"/>
+        <w:ind w:left="3600" w:hanging="360"/>
       </w:pPr>
     </w:lvl>
     <w:lvl w:ilvl="5">
@@ -1911,7 +2440,7 @@
       <w:lvlText w:val=" "/>
       <w:lvlJc w:val="left"/>
       <w:pPr>
-        <w:ind w:left="4320" w:hanging="480"/>
+        <w:ind w:left="4320" w:hanging="360"/>
       </w:pPr>
     </w:lvl>
     <w:lvl w:ilvl="6">
@@ -1919,7 +2448,7 @@
       <w:lvlText w:val=" "/>
       <w:lvlJc w:val="left"/>
       <w:pPr>
-        <w:ind w:left="5040" w:hanging="480"/>
+        <w:ind w:left="5040" w:hanging="360"/>
       </w:pPr>
     </w:lvl>
     <w:lvl w:ilvl="7">
@@ -1927,7 +2456,7 @@
       <w:lvlText w:val=" "/>
       <w:lvlJc w:val="left"/>
       <w:pPr>
-        <w:ind w:left="5760" w:hanging="480"/>
+        <w:ind w:left="5760" w:hanging="360"/>
       </w:pPr>
     </w:lvl>
     <w:lvl w:ilvl="8">
@@ -1935,7 +2464,7 @@
       <w:lvlText w:val=" "/>
       <w:lvlJc w:val="left"/>
       <w:pPr>
-        <w:ind w:left="6480" w:hanging="480"/>
+        <w:ind w:left="6480" w:hanging="360"/>
       </w:pPr>
     </w:lvl>
   </w:abstractNum>
@@ -2455,8 +2984,8 @@
     <w:name w:val="KeywordTok"/>
     <w:basedOn w:val="VerbatimChar"/>
     <w:rPr>
+      <w:b/>
       <w:color w:val="007020"/>
-      <w:b/>
     </w:rPr>
   </w:style>
   <w:style w:type="character" w:customStyle="1" w:styleId="DataTypeTok">
@@ -2533,42 +3062,42 @@
     <w:name w:val="ImportTok"/>
     <w:basedOn w:val="VerbatimChar"/>
     <w:rPr>
+      <w:b/>
       <w:color w:val="008000"/>
-      <w:b/>
     </w:rPr>
   </w:style>
   <w:style w:type="character" w:customStyle="1" w:styleId="CommentTok">
     <w:name w:val="CommentTok"/>
     <w:basedOn w:val="VerbatimChar"/>
     <w:rPr>
+      <w:i/>
       <w:color w:val="60a0b0"/>
-      <w:i/>
     </w:rPr>
   </w:style>
   <w:style w:type="character" w:customStyle="1" w:styleId="DocumentationTok">
     <w:name w:val="DocumentationTok"/>
     <w:basedOn w:val="VerbatimChar"/>
     <w:rPr>
+      <w:i/>
       <w:color w:val="ba2121"/>
-      <w:i/>
     </w:rPr>
   </w:style>
   <w:style w:type="character" w:customStyle="1" w:styleId="AnnotationTok">
     <w:name w:val="AnnotationTok"/>
     <w:basedOn w:val="VerbatimChar"/>
     <w:rPr>
-      <w:color w:val="60a0b0"/>
       <w:b/>
       <w:i/>
+      <w:color w:val="60a0b0"/>
     </w:rPr>
   </w:style>
   <w:style w:type="character" w:customStyle="1" w:styleId="CommentVarTok">
     <w:name w:val="CommentVarTok"/>
     <w:basedOn w:val="VerbatimChar"/>
     <w:rPr>
-      <w:color w:val="60a0b0"/>
       <w:b/>
       <w:i/>
+      <w:color w:val="60a0b0"/>
     </w:rPr>
   </w:style>
   <w:style w:type="character" w:customStyle="1" w:styleId="OtherTok">
@@ -2596,8 +3125,8 @@
     <w:name w:val="ControlFlowTok"/>
     <w:basedOn w:val="VerbatimChar"/>
     <w:rPr>
+      <w:b/>
       <w:color w:val="007020"/>
-      <w:b/>
     </w:rPr>
   </w:style>
   <w:style w:type="character" w:customStyle="1" w:styleId="OperatorTok">
@@ -2642,34 +3171,34 @@
     <w:name w:val="InformationTok"/>
     <w:basedOn w:val="VerbatimChar"/>
     <w:rPr>
-      <w:color w:val="60a0b0"/>
       <w:b/>
       <w:i/>
+      <w:color w:val="60a0b0"/>
     </w:rPr>
   </w:style>
   <w:style w:type="character" w:customStyle="1" w:styleId="WarningTok">
     <w:name w:val="WarningTok"/>
     <w:basedOn w:val="VerbatimChar"/>
     <w:rPr>
-      <w:color w:val="60a0b0"/>
       <w:b/>
       <w:i/>
+      <w:color w:val="60a0b0"/>
     </w:rPr>
   </w:style>
   <w:style w:type="character" w:customStyle="1" w:styleId="AlertTok">
     <w:name w:val="AlertTok"/>
     <w:basedOn w:val="VerbatimChar"/>
     <w:rPr>
+      <w:b/>
       <w:color w:val="ff0000"/>
-      <w:b/>
     </w:rPr>
   </w:style>
   <w:style w:type="character" w:customStyle="1" w:styleId="ErrorTok">
     <w:name w:val="ErrorTok"/>
     <w:basedOn w:val="VerbatimChar"/>
     <w:rPr>
+      <w:b/>
       <w:color w:val="ff0000"/>
-      <w:b/>
     </w:rPr>
   </w:style>
   <w:style w:type="character" w:customStyle="1" w:styleId="NormalTok">
